--- a/rapports/2026-06-06/EQ35/EQ35_sup_v2/DR_021204020046/64-69-67-82.docx
+++ b/rapports/2026-06-06/EQ35/EQ35_sup_v2/DR_021204020046/64-69-67-82.docx
@@ -297,7 +297,7 @@
           <w:color w:val="1F6FEB"/>
           <w:sz w:val="22"/>
         </w:rPr>
-        <w:t>⚠ INCOHÉRENCES À CORRIGER (83)</w:t>
+        <w:t>⚠ INCOHÉRENCES À CORRIGER (77)</w:t>
       </w:r>
     </w:p>
     <w:tbl>
@@ -1958,6 +1958,1446 @@
                 <w:i w:val="0"/>
                 <w:sz w:val="16"/>
               </w:rPr>
+              <w:t>S03</w:t>
+              <w:br/>
+            </w:r>
+            <w:r>
+              <w:rPr>
+                <w:b w:val="0"/>
+                <w:i w:val="0"/>
+                <w:color w:val="64748B"/>
+                <w:sz w:val="14"/>
+              </w:rPr>
+              <w:t>Santé</w:t>
+            </w:r>
+          </w:p>
+        </w:tc>
+        <w:tc>
+          <w:tcPr>
+            <w:tcW w:type="dxa" w:w="1531"/>
+          </w:tcPr>
+          <w:p>
+            <w:r>
+              <w:rPr>
+                <w:b/>
+                <w:i w:val="0"/>
+                <w:color w:val="16A34A"/>
+                <w:sz w:val="16"/>
+              </w:rPr>
+              <w:t>s03q14, s03q15, s03q17, s03q18, s03q19, s03q20, s03q21</w:t>
+            </w:r>
+          </w:p>
+        </w:tc>
+        <w:tc>
+          <w:tcPr>
+            <w:tcW w:type="dxa" w:w="1191"/>
+          </w:tcPr>
+          <w:p>
+            <w:r>
+              <w:rPr>
+                <w:b w:val="0"/>
+                <w:i w:val="0"/>
+                <w:color w:val="64748B"/>
+                <w:sz w:val="16"/>
+              </w:rPr>
+              <w:t>GT-CQ</w:t>
+            </w:r>
+          </w:p>
+        </w:tc>
+        <w:tc>
+          <w:tcPr>
+            <w:tcW w:type="dxa" w:w="4706"/>
+          </w:tcPr>
+          <w:p>
+            <w:r>
+              <w:rPr>
+                <w:b w:val="0"/>
+                <w:i w:val="0"/>
+                <w:sz w:val="17"/>
+              </w:rPr>
+              <w:t>Incoherence!!! Khady Mane a consulté dans un service de santé ou un guérisseur au cours des 3 derniers mois sans hospitalisation (3.13=Oui) mais la depense liée à cette consultation est nulle 0 ou ne sait pas partout dans les questions (s03q14 s03q15 s03q17 s03q18 s03q19 s03q20 s03q21).</w:t>
+            </w:r>
+          </w:p>
+        </w:tc>
+      </w:tr>
+      <w:tr>
+        <w:tc>
+          <w:tcPr>
+            <w:tcW w:type="dxa" w:w="964"/>
+          </w:tcPr>
+          <w:p>
+            <w:r>
+              <w:rPr>
+                <w:b/>
+                <w:i w:val="0"/>
+                <w:color w:val="DC2626"/>
+                <w:sz w:val="16"/>
+              </w:rPr>
+              <w:t>Haute</w:t>
+            </w:r>
+          </w:p>
+        </w:tc>
+        <w:tc>
+          <w:tcPr>
+            <w:tcW w:type="dxa" w:w="1247"/>
+          </w:tcPr>
+          <w:p>
+            <w:r>
+              <w:rPr>
+                <w:b/>
+                <w:i w:val="0"/>
+                <w:sz w:val="16"/>
+              </w:rPr>
+              <w:t>S10</w:t>
+              <w:br/>
+            </w:r>
+            <w:r>
+              <w:rPr>
+                <w:b w:val="0"/>
+                <w:i w:val="0"/>
+                <w:color w:val="64748B"/>
+                <w:sz w:val="14"/>
+              </w:rPr>
+              <w:t>Logement</w:t>
+            </w:r>
+          </w:p>
+        </w:tc>
+        <w:tc>
+          <w:tcPr>
+            <w:tcW w:type="dxa" w:w="1531"/>
+          </w:tcPr>
+          <w:p>
+            <w:r>
+              <w:rPr>
+                <w:b/>
+                <w:i w:val="0"/>
+                <w:color w:val="16A34A"/>
+                <w:sz w:val="16"/>
+              </w:rPr>
+              <w:t>s10q46, s10q48, s10q50</w:t>
+            </w:r>
+          </w:p>
+        </w:tc>
+        <w:tc>
+          <w:tcPr>
+            <w:tcW w:type="dxa" w:w="1191"/>
+          </w:tcPr>
+          <w:p>
+            <w:r>
+              <w:rPr>
+                <w:b w:val="0"/>
+                <w:i w:val="0"/>
+                <w:color w:val="64748B"/>
+                <w:sz w:val="16"/>
+              </w:rPr>
+              <w:t>GT-CQ</w:t>
+            </w:r>
+          </w:p>
+        </w:tc>
+        <w:tc>
+          <w:tcPr>
+            <w:tcW w:type="dxa" w:w="4706"/>
+          </w:tcPr>
+          <w:p>
+            <w:r>
+              <w:rPr>
+                <w:b w:val="0"/>
+                <w:i w:val="0"/>
+                <w:sz w:val="17"/>
+              </w:rPr>
+              <w:t>L'entreprise jardin maraichage vendeuse nana et oignon vert existe dit n'avoir pas fait la revente de marchandises achetées et revendues en état, aussi le montant obtenus sur la vente de produits transformés par l'entreprise  n'a reçu aucune somme sur les reventes (s10q46=0 &amp; s10q48=0 &amp; s10q50=0); alors s'agit-il de quelle entreprise ? Incoherence! Dans le ménage de BOURAMA  Dianko SONKO il y a un membre qui detient l'entreprise jardin maraichage vendeuse nana et oignon vert qui semble être de l'agriculture ou de l'élévage, prière de bien classer la nomenclature de l'entreprise s'il ne s'agit pas de l'agriculture ou de l'élévage.</w:t>
+            </w:r>
+          </w:p>
+        </w:tc>
+      </w:tr>
+      <w:tr>
+        <w:tc>
+          <w:tcPr>
+            <w:tcW w:type="dxa" w:w="964"/>
+          </w:tcPr>
+          <w:p>
+            <w:r>
+              <w:rPr>
+                <w:b/>
+                <w:i w:val="0"/>
+                <w:color w:val="DC2626"/>
+                <w:sz w:val="16"/>
+              </w:rPr>
+              <w:t>Haute</w:t>
+            </w:r>
+          </w:p>
+        </w:tc>
+        <w:tc>
+          <w:tcPr>
+            <w:tcW w:type="dxa" w:w="1247"/>
+          </w:tcPr>
+          <w:p>
+            <w:r>
+              <w:rPr>
+                <w:b/>
+                <w:i w:val="0"/>
+                <w:sz w:val="16"/>
+              </w:rPr>
+              <w:t>S11</w:t>
+              <w:br/>
+            </w:r>
+            <w:r>
+              <w:rPr>
+                <w:b w:val="0"/>
+                <w:i w:val="0"/>
+                <w:color w:val="64748B"/>
+                <w:sz w:val="14"/>
+              </w:rPr>
+              <w:t>Logement / cadre de vie</w:t>
+            </w:r>
+          </w:p>
+        </w:tc>
+        <w:tc>
+          <w:tcPr>
+            <w:tcW w:type="dxa" w:w="1531"/>
+          </w:tcPr>
+          <w:p>
+            <w:r>
+              <w:rPr>
+                <w:b/>
+                <w:i w:val="0"/>
+                <w:color w:val="16A34A"/>
+                <w:sz w:val="16"/>
+              </w:rPr>
+              <w:t>—</w:t>
+            </w:r>
+          </w:p>
+        </w:tc>
+        <w:tc>
+          <w:tcPr>
+            <w:tcW w:type="dxa" w:w="1191"/>
+          </w:tcPr>
+          <w:p>
+            <w:r>
+              <w:rPr>
+                <w:b w:val="0"/>
+                <w:i w:val="0"/>
+                <w:color w:val="64748B"/>
+                <w:sz w:val="16"/>
+              </w:rPr>
+              <w:t>GT-CQ</w:t>
+            </w:r>
+          </w:p>
+        </w:tc>
+        <w:tc>
+          <w:tcPr>
+            <w:tcW w:type="dxa" w:w="4706"/>
+          </w:tcPr>
+          <w:p>
+            <w:r>
+              <w:rPr>
+                <w:b w:val="0"/>
+                <w:i w:val="0"/>
+                <w:sz w:val="17"/>
+              </w:rPr>
+              <w:t>Incoherence!! Le ménage a depensé .</w:t>
+            </w:r>
+          </w:p>
+        </w:tc>
+      </w:tr>
+      <w:tr>
+        <w:tc>
+          <w:tcPr>
+            <w:tcW w:type="dxa" w:w="964"/>
+          </w:tcPr>
+          <w:p>
+            <w:r>
+              <w:rPr>
+                <w:b/>
+                <w:i w:val="0"/>
+                <w:color w:val="DC2626"/>
+                <w:sz w:val="16"/>
+              </w:rPr>
+              <w:t>Haute</w:t>
+            </w:r>
+          </w:p>
+        </w:tc>
+        <w:tc>
+          <w:tcPr>
+            <w:tcW w:type="dxa" w:w="1247"/>
+          </w:tcPr>
+          <w:p>
+            <w:r>
+              <w:rPr>
+                <w:b/>
+                <w:i w:val="0"/>
+                <w:sz w:val="16"/>
+              </w:rPr>
+              <w:t>S11</w:t>
+              <w:br/>
+            </w:r>
+            <w:r>
+              <w:rPr>
+                <w:b w:val="0"/>
+                <w:i w:val="0"/>
+                <w:color w:val="64748B"/>
+                <w:sz w:val="14"/>
+              </w:rPr>
+              <w:t>Logement / cadre de vie</w:t>
+            </w:r>
+          </w:p>
+        </w:tc>
+        <w:tc>
+          <w:tcPr>
+            <w:tcW w:type="dxa" w:w="1531"/>
+          </w:tcPr>
+          <w:p>
+            <w:r>
+              <w:rPr>
+                <w:b/>
+                <w:i w:val="0"/>
+                <w:color w:val="16A34A"/>
+                <w:sz w:val="16"/>
+              </w:rPr>
+              <w:t>s01q29, s01q31, s04q24, s00q04, s11q21, s09fq03, s09fq011</w:t>
+            </w:r>
+          </w:p>
+        </w:tc>
+        <w:tc>
+          <w:tcPr>
+            <w:tcW w:type="dxa" w:w="1191"/>
+          </w:tcPr>
+          <w:p>
+            <w:r>
+              <w:rPr>
+                <w:b w:val="0"/>
+                <w:i w:val="0"/>
+                <w:color w:val="64748B"/>
+                <w:sz w:val="16"/>
+              </w:rPr>
+              <w:t>GT-CQ</w:t>
+            </w:r>
+          </w:p>
+        </w:tc>
+        <w:tc>
+          <w:tcPr>
+            <w:tcW w:type="dxa" w:w="4706"/>
+          </w:tcPr>
+          <w:p>
+            <w:r>
+              <w:rPr>
+                <w:b w:val="0"/>
+                <w:i w:val="0"/>
+                <w:sz w:val="17"/>
+              </w:rPr>
+              <w:t>FCFA dans Frais de connexion au réseau de distribution d'eau mais dit ne pas être connecté à un réseau d'eau courante, prière de corriger cette incoherenceAttention!!! Les ménages vivants dans un(e) Maison Basse à ZIGUINCHOR Rural ont généralement comme principal matériau de construction le/la Banco amélioré/ semi-dur, mais celui du ménage de BOURAMA  Dianko SONKO (Ciment/Béton/Pierres de taille) diffère de celui-ci.</w:t>
+            </w:r>
+          </w:p>
+        </w:tc>
+      </w:tr>
+      <w:tr>
+        <w:tc>
+          <w:tcPr>
+            <w:tcW w:type="dxa" w:w="964"/>
+          </w:tcPr>
+          <w:p>
+            <w:r>
+              <w:rPr>
+                <w:b/>
+                <w:i w:val="0"/>
+                <w:color w:val="DC2626"/>
+                <w:sz w:val="16"/>
+              </w:rPr>
+              <w:t>Haute</w:t>
+            </w:r>
+          </w:p>
+        </w:tc>
+        <w:tc>
+          <w:tcPr>
+            <w:tcW w:type="dxa" w:w="1247"/>
+          </w:tcPr>
+          <w:p>
+            <w:r>
+              <w:rPr>
+                <w:b/>
+                <w:i w:val="0"/>
+                <w:sz w:val="16"/>
+              </w:rPr>
+              <w:t>S16</w:t>
+              <w:br/>
+            </w:r>
+            <w:r>
+              <w:rPr>
+                <w:b w:val="0"/>
+                <w:i w:val="0"/>
+                <w:color w:val="64748B"/>
+                <w:sz w:val="14"/>
+              </w:rPr>
+              <w:t>Agriculture</w:t>
+            </w:r>
+          </w:p>
+        </w:tc>
+        <w:tc>
+          <w:tcPr>
+            <w:tcW w:type="dxa" w:w="1531"/>
+          </w:tcPr>
+          <w:p>
+            <w:r>
+              <w:rPr>
+                <w:b/>
+                <w:i w:val="0"/>
+                <w:color w:val="16A34A"/>
+                <w:sz w:val="16"/>
+              </w:rPr>
+              <w:t>s00q07a, s00q08, s00q10, s00q13_0, s00q15_0, s00q17_0, s00q23a, s00q23b</w:t>
+            </w:r>
+          </w:p>
+        </w:tc>
+        <w:tc>
+          <w:tcPr>
+            <w:tcW w:type="dxa" w:w="1191"/>
+          </w:tcPr>
+          <w:p>
+            <w:r>
+              <w:rPr>
+                <w:b w:val="0"/>
+                <w:i w:val="0"/>
+                <w:color w:val="64748B"/>
+                <w:sz w:val="16"/>
+              </w:rPr>
+              <w:t>GT-CQ</w:t>
+            </w:r>
+          </w:p>
+        </w:tc>
+        <w:tc>
+          <w:tcPr>
+            <w:tcW w:type="dxa" w:w="4706"/>
+          </w:tcPr>
+          <w:p>
+            <w:r>
+              <w:rPr>
+                <w:b w:val="0"/>
+                <w:i w:val="0"/>
+                <w:sz w:val="17"/>
+              </w:rPr>
+              <w:t>La somme des quantités consommées (5 kg), des quantités offertes (0 kg),  des quantités vendus (0 kg) et des quantités en stock (10 kg) depasse la quantité totale (1 kg) que le ménage a eu après la recolte de Oignon , prière de corriger cette incoherence.</w:t>
+            </w:r>
+          </w:p>
+        </w:tc>
+      </w:tr>
+      <w:tr>
+        <w:tc>
+          <w:tcPr>
+            <w:tcW w:type="dxa" w:w="964"/>
+          </w:tcPr>
+          <w:p>
+            <w:r>
+              <w:rPr>
+                <w:b/>
+                <w:i w:val="0"/>
+                <w:color w:val="DC2626"/>
+                <w:sz w:val="16"/>
+              </w:rPr>
+              <w:t>Haute</w:t>
+            </w:r>
+          </w:p>
+        </w:tc>
+        <w:tc>
+          <w:tcPr>
+            <w:tcW w:type="dxa" w:w="1247"/>
+          </w:tcPr>
+          <w:p>
+            <w:r>
+              <w:rPr>
+                <w:b/>
+                <w:i w:val="0"/>
+                <w:sz w:val="16"/>
+              </w:rPr>
+              <w:t>S16</w:t>
+              <w:br/>
+            </w:r>
+            <w:r>
+              <w:rPr>
+                <w:b w:val="0"/>
+                <w:i w:val="0"/>
+                <w:color w:val="64748B"/>
+                <w:sz w:val="14"/>
+              </w:rPr>
+              <w:t>Agriculture</w:t>
+            </w:r>
+          </w:p>
+        </w:tc>
+        <w:tc>
+          <w:tcPr>
+            <w:tcW w:type="dxa" w:w="1531"/>
+          </w:tcPr>
+          <w:p>
+            <w:r>
+              <w:rPr>
+                <w:b/>
+                <w:i w:val="0"/>
+                <w:color w:val="16A34A"/>
+                <w:sz w:val="16"/>
+              </w:rPr>
+              <w:t>s00q27, s01q00a, s01q12, s01q13, s02q04, s03q11, s03q12, s01q01</w:t>
+            </w:r>
+          </w:p>
+        </w:tc>
+        <w:tc>
+          <w:tcPr>
+            <w:tcW w:type="dxa" w:w="1191"/>
+          </w:tcPr>
+          <w:p>
+            <w:r>
+              <w:rPr>
+                <w:b w:val="0"/>
+                <w:i w:val="0"/>
+                <w:color w:val="64748B"/>
+                <w:sz w:val="16"/>
+              </w:rPr>
+              <w:t>GT-CQ</w:t>
+            </w:r>
+          </w:p>
+        </w:tc>
+        <w:tc>
+          <w:tcPr>
+            <w:tcW w:type="dxa" w:w="4706"/>
+          </w:tcPr>
+          <w:p>
+            <w:r>
+              <w:rPr>
+                <w:b w:val="0"/>
+                <w:i w:val="0"/>
+                <w:sz w:val="17"/>
+              </w:rPr>
+              <w:t>Incohérence!! Le ménage déclare avoir acheté la parcelle et de ce fait ne peut pas déclaré disposer de contrat de location ou d'attestation de donation ou encore de certificat d'héritage, veuillez revoir s'il vous plaît.</w:t>
+            </w:r>
+          </w:p>
+        </w:tc>
+      </w:tr>
+      <w:tr>
+        <w:tc>
+          <w:tcPr>
+            <w:tcW w:type="dxa" w:w="964"/>
+          </w:tcPr>
+          <w:p>
+            <w:r>
+              <w:rPr>
+                <w:b/>
+                <w:i w:val="0"/>
+                <w:color w:val="EA580C"/>
+                <w:sz w:val="16"/>
+              </w:rPr>
+              <w:t>Moyenne</w:t>
+            </w:r>
+          </w:p>
+        </w:tc>
+        <w:tc>
+          <w:tcPr>
+            <w:tcW w:type="dxa" w:w="1247"/>
+          </w:tcPr>
+          <w:p>
+            <w:r>
+              <w:rPr>
+                <w:b/>
+                <w:i w:val="0"/>
+                <w:sz w:val="16"/>
+              </w:rPr>
+              <w:t>S00</w:t>
+              <w:br/>
+            </w:r>
+            <w:r>
+              <w:rPr>
+                <w:b w:val="0"/>
+                <w:i w:val="0"/>
+                <w:color w:val="64748B"/>
+                <w:sz w:val="14"/>
+              </w:rPr>
+              <w:t>Identification</w:t>
+            </w:r>
+          </w:p>
+        </w:tc>
+        <w:tc>
+          <w:tcPr>
+            <w:tcW w:type="dxa" w:w="1531"/>
+          </w:tcPr>
+          <w:p>
+            <w:r>
+              <w:rPr>
+                <w:b/>
+                <w:i w:val="0"/>
+                <w:color w:val="16A34A"/>
+                <w:sz w:val="16"/>
+              </w:rPr>
+              <w:t>s00q27</w:t>
+            </w:r>
+          </w:p>
+        </w:tc>
+        <w:tc>
+          <w:tcPr>
+            <w:tcW w:type="dxa" w:w="1191"/>
+          </w:tcPr>
+          <w:p>
+            <w:r>
+              <w:rPr>
+                <w:b w:val="0"/>
+                <w:i w:val="0"/>
+                <w:color w:val="64748B"/>
+                <w:sz w:val="16"/>
+              </w:rPr>
+              <w:t>GT-CQ</w:t>
+            </w:r>
+          </w:p>
+        </w:tc>
+        <w:tc>
+          <w:tcPr>
+            <w:tcW w:type="dxa" w:w="4706"/>
+          </w:tcPr>
+          <w:p>
+            <w:r>
+              <w:rPr>
+                <w:b w:val="0"/>
+                <w:i w:val="0"/>
+                <w:sz w:val="17"/>
+              </w:rPr>
+              <w:t>Le questionnaire semble ne pas être complètement fini mais le questionnaire est en statut complet, prière de compléter le questionnaire.</w:t>
+            </w:r>
+          </w:p>
+        </w:tc>
+      </w:tr>
+      <w:tr>
+        <w:tc>
+          <w:tcPr>
+            <w:tcW w:type="dxa" w:w="964"/>
+          </w:tcPr>
+          <w:p>
+            <w:r>
+              <w:rPr>
+                <w:b/>
+                <w:i w:val="0"/>
+                <w:color w:val="EA580C"/>
+                <w:sz w:val="16"/>
+              </w:rPr>
+              <w:t>Moyenne</w:t>
+            </w:r>
+          </w:p>
+        </w:tc>
+        <w:tc>
+          <w:tcPr>
+            <w:tcW w:type="dxa" w:w="1247"/>
+          </w:tcPr>
+          <w:p>
+            <w:r>
+              <w:rPr>
+                <w:b/>
+                <w:i w:val="0"/>
+                <w:sz w:val="16"/>
+              </w:rPr>
+              <w:t>S00</w:t>
+              <w:br/>
+            </w:r>
+            <w:r>
+              <w:rPr>
+                <w:b w:val="0"/>
+                <w:i w:val="0"/>
+                <w:color w:val="64748B"/>
+                <w:sz w:val="14"/>
+              </w:rPr>
+              <w:t>Identification</w:t>
+            </w:r>
+          </w:p>
+        </w:tc>
+        <w:tc>
+          <w:tcPr>
+            <w:tcW w:type="dxa" w:w="1531"/>
+          </w:tcPr>
+          <w:p>
+            <w:r>
+              <w:rPr>
+                <w:b/>
+                <w:i w:val="0"/>
+                <w:color w:val="16A34A"/>
+                <w:sz w:val="16"/>
+              </w:rPr>
+              <w:t>—</w:t>
+            </w:r>
+          </w:p>
+        </w:tc>
+        <w:tc>
+          <w:tcPr>
+            <w:tcW w:type="dxa" w:w="1191"/>
+          </w:tcPr>
+          <w:p>
+            <w:r>
+              <w:rPr>
+                <w:b w:val="0"/>
+                <w:i w:val="0"/>
+                <w:color w:val="64748B"/>
+                <w:sz w:val="16"/>
+              </w:rPr>
+              <w:t>GT-CQ</w:t>
+            </w:r>
+          </w:p>
+        </w:tc>
+        <w:tc>
+          <w:tcPr>
+            <w:tcW w:type="dxa" w:w="4706"/>
+          </w:tcPr>
+          <w:p>
+            <w:r>
+              <w:rPr>
+                <w:b w:val="0"/>
+                <w:i w:val="0"/>
+                <w:sz w:val="17"/>
+              </w:rPr>
+              <w:t>L'adresse ou la localisation du ménage doit être bien renseignée, ne doit pas contenir des numéros de téléphone et elle semble courte pour être une adresse.</w:t>
+            </w:r>
+          </w:p>
+        </w:tc>
+      </w:tr>
+      <w:tr>
+        <w:tc>
+          <w:tcPr>
+            <w:tcW w:type="dxa" w:w="964"/>
+          </w:tcPr>
+          <w:p>
+            <w:r>
+              <w:rPr>
+                <w:b/>
+                <w:i w:val="0"/>
+                <w:color w:val="EA580C"/>
+                <w:sz w:val="16"/>
+              </w:rPr>
+              <w:t>Moyenne</w:t>
+            </w:r>
+          </w:p>
+        </w:tc>
+        <w:tc>
+          <w:tcPr>
+            <w:tcW w:type="dxa" w:w="1247"/>
+          </w:tcPr>
+          <w:p>
+            <w:r>
+              <w:rPr>
+                <w:b/>
+                <w:i w:val="0"/>
+                <w:sz w:val="16"/>
+              </w:rPr>
+              <w:t>S00</w:t>
+              <w:br/>
+            </w:r>
+            <w:r>
+              <w:rPr>
+                <w:b w:val="0"/>
+                <w:i w:val="0"/>
+                <w:color w:val="64748B"/>
+                <w:sz w:val="14"/>
+              </w:rPr>
+              <w:t>Identification</w:t>
+            </w:r>
+          </w:p>
+        </w:tc>
+        <w:tc>
+          <w:tcPr>
+            <w:tcW w:type="dxa" w:w="1531"/>
+          </w:tcPr>
+          <w:p>
+            <w:r>
+              <w:rPr>
+                <w:b/>
+                <w:i w:val="0"/>
+                <w:color w:val="16A34A"/>
+                <w:sz w:val="16"/>
+              </w:rPr>
+              <w:t>—</w:t>
+            </w:r>
+          </w:p>
+        </w:tc>
+        <w:tc>
+          <w:tcPr>
+            <w:tcW w:type="dxa" w:w="1191"/>
+          </w:tcPr>
+          <w:p>
+            <w:r>
+              <w:rPr>
+                <w:b w:val="0"/>
+                <w:i w:val="0"/>
+                <w:color w:val="64748B"/>
+                <w:sz w:val="16"/>
+              </w:rPr>
+              <w:t>GT-CQ</w:t>
+            </w:r>
+          </w:p>
+        </w:tc>
+        <w:tc>
+          <w:tcPr>
+            <w:tcW w:type="dxa" w:w="4706"/>
+          </w:tcPr>
+          <w:p>
+            <w:r>
+              <w:rPr>
+                <w:b w:val="0"/>
+                <w:i w:val="0"/>
+                <w:sz w:val="17"/>
+              </w:rPr>
+              <w:t>Prière de renseigner la bonne adresse.</w:t>
+            </w:r>
+          </w:p>
+        </w:tc>
+      </w:tr>
+      <w:tr>
+        <w:tc>
+          <w:tcPr>
+            <w:tcW w:type="dxa" w:w="964"/>
+          </w:tcPr>
+          <w:p>
+            <w:r>
+              <w:rPr>
+                <w:b/>
+                <w:i w:val="0"/>
+                <w:color w:val="EA580C"/>
+                <w:sz w:val="16"/>
+              </w:rPr>
+              <w:t>Moyenne</w:t>
+            </w:r>
+          </w:p>
+        </w:tc>
+        <w:tc>
+          <w:tcPr>
+            <w:tcW w:type="dxa" w:w="1247"/>
+          </w:tcPr>
+          <w:p>
+            <w:r>
+              <w:rPr>
+                <w:b/>
+                <w:i w:val="0"/>
+                <w:sz w:val="16"/>
+              </w:rPr>
+              <w:t>S01</w:t>
+              <w:br/>
+            </w:r>
+            <w:r>
+              <w:rPr>
+                <w:b w:val="0"/>
+                <w:i w:val="0"/>
+                <w:color w:val="64748B"/>
+                <w:sz w:val="14"/>
+              </w:rPr>
+              <w:t>Démographie</w:t>
+            </w:r>
+          </w:p>
+        </w:tc>
+        <w:tc>
+          <w:tcPr>
+            <w:tcW w:type="dxa" w:w="1531"/>
+          </w:tcPr>
+          <w:p>
+            <w:r>
+              <w:rPr>
+                <w:b/>
+                <w:i w:val="0"/>
+                <w:color w:val="16A34A"/>
+                <w:sz w:val="16"/>
+              </w:rPr>
+              <w:t>—</w:t>
+            </w:r>
+          </w:p>
+        </w:tc>
+        <w:tc>
+          <w:tcPr>
+            <w:tcW w:type="dxa" w:w="1191"/>
+          </w:tcPr>
+          <w:p>
+            <w:r>
+              <w:rPr>
+                <w:b w:val="0"/>
+                <w:i w:val="0"/>
+                <w:color w:val="64748B"/>
+                <w:sz w:val="16"/>
+              </w:rPr>
+              <w:t>GT-CQ</w:t>
+            </w:r>
+          </w:p>
+        </w:tc>
+        <w:tc>
+          <w:tcPr>
+            <w:tcW w:type="dxa" w:w="4706"/>
+          </w:tcPr>
+          <w:p>
+            <w:r>
+              <w:rPr>
+                <w:b w:val="0"/>
+                <w:i w:val="0"/>
+                <w:sz w:val="17"/>
+              </w:rPr>
+              <w:t>Prière de verifier l'information donnée par Chérif siaka Asabene Sonko ou corriger au niveau de la section 1.</w:t>
+            </w:r>
+          </w:p>
+        </w:tc>
+      </w:tr>
+      <w:tr>
+        <w:tc>
+          <w:tcPr>
+            <w:tcW w:type="dxa" w:w="964"/>
+          </w:tcPr>
+          <w:p>
+            <w:r>
+              <w:rPr>
+                <w:b/>
+                <w:i w:val="0"/>
+                <w:color w:val="EA580C"/>
+                <w:sz w:val="16"/>
+              </w:rPr>
+              <w:t>Moyenne</w:t>
+            </w:r>
+          </w:p>
+        </w:tc>
+        <w:tc>
+          <w:tcPr>
+            <w:tcW w:type="dxa" w:w="1247"/>
+          </w:tcPr>
+          <w:p>
+            <w:r>
+              <w:rPr>
+                <w:b/>
+                <w:i w:val="0"/>
+                <w:sz w:val="16"/>
+              </w:rPr>
+              <w:t>S01</w:t>
+              <w:br/>
+            </w:r>
+            <w:r>
+              <w:rPr>
+                <w:b w:val="0"/>
+                <w:i w:val="0"/>
+                <w:color w:val="64748B"/>
+                <w:sz w:val="14"/>
+              </w:rPr>
+              <w:t>Démographie</w:t>
+            </w:r>
+          </w:p>
+        </w:tc>
+        <w:tc>
+          <w:tcPr>
+            <w:tcW w:type="dxa" w:w="1531"/>
+          </w:tcPr>
+          <w:p>
+            <w:r>
+              <w:rPr>
+                <w:b/>
+                <w:i w:val="0"/>
+                <w:color w:val="16A34A"/>
+                <w:sz w:val="16"/>
+              </w:rPr>
+              <w:t>—</w:t>
+            </w:r>
+          </w:p>
+        </w:tc>
+        <w:tc>
+          <w:tcPr>
+            <w:tcW w:type="dxa" w:w="1191"/>
+          </w:tcPr>
+          <w:p>
+            <w:r>
+              <w:rPr>
+                <w:b w:val="0"/>
+                <w:i w:val="0"/>
+                <w:color w:val="64748B"/>
+                <w:sz w:val="16"/>
+              </w:rPr>
+              <w:t>GT-CQ</w:t>
+            </w:r>
+          </w:p>
+        </w:tc>
+        <w:tc>
+          <w:tcPr>
+            <w:tcW w:type="dxa" w:w="4706"/>
+          </w:tcPr>
+          <w:p>
+            <w:r>
+              <w:rPr>
+                <w:b w:val="0"/>
+                <w:i w:val="0"/>
+                <w:sz w:val="17"/>
+              </w:rPr>
+              <w:t>Dans le cas contraire rassurez vous que c'est bien son fils/fille biologique.</w:t>
+            </w:r>
+          </w:p>
+        </w:tc>
+      </w:tr>
+      <w:tr>
+        <w:tc>
+          <w:tcPr>
+            <w:tcW w:type="dxa" w:w="964"/>
+          </w:tcPr>
+          <w:p>
+            <w:r>
+              <w:rPr>
+                <w:b/>
+                <w:i w:val="0"/>
+                <w:color w:val="EA580C"/>
+                <w:sz w:val="16"/>
+              </w:rPr>
+              <w:t>Moyenne</w:t>
+            </w:r>
+          </w:p>
+        </w:tc>
+        <w:tc>
+          <w:tcPr>
+            <w:tcW w:type="dxa" w:w="1247"/>
+          </w:tcPr>
+          <w:p>
+            <w:r>
+              <w:rPr>
+                <w:b/>
+                <w:i w:val="0"/>
+                <w:sz w:val="16"/>
+              </w:rPr>
+              <w:t>S01</w:t>
+              <w:br/>
+            </w:r>
+            <w:r>
+              <w:rPr>
+                <w:b w:val="0"/>
+                <w:i w:val="0"/>
+                <w:color w:val="64748B"/>
+                <w:sz w:val="14"/>
+              </w:rPr>
+              <w:t>Démographie</w:t>
+            </w:r>
+          </w:p>
+        </w:tc>
+        <w:tc>
+          <w:tcPr>
+            <w:tcW w:type="dxa" w:w="1531"/>
+          </w:tcPr>
+          <w:p>
+            <w:r>
+              <w:rPr>
+                <w:b/>
+                <w:i w:val="0"/>
+                <w:color w:val="16A34A"/>
+                <w:sz w:val="16"/>
+              </w:rPr>
+              <w:t>—</w:t>
+            </w:r>
+          </w:p>
+        </w:tc>
+        <w:tc>
+          <w:tcPr>
+            <w:tcW w:type="dxa" w:w="1191"/>
+          </w:tcPr>
+          <w:p>
+            <w:r>
+              <w:rPr>
+                <w:b w:val="0"/>
+                <w:i w:val="0"/>
+                <w:color w:val="64748B"/>
+                <w:sz w:val="16"/>
+              </w:rPr>
+              <w:t>GT-CQ</w:t>
+            </w:r>
+          </w:p>
+        </w:tc>
+        <w:tc>
+          <w:tcPr>
+            <w:tcW w:type="dxa" w:w="4706"/>
+          </w:tcPr>
+          <w:p>
+            <w:r>
+              <w:rPr>
+                <w:b w:val="0"/>
+                <w:i w:val="0"/>
+                <w:sz w:val="17"/>
+              </w:rPr>
+              <w:t>Prière de verifier l'information donnée par Ibrahima Sonko ou corriger au niveau de la section 1.</w:t>
+            </w:r>
+          </w:p>
+        </w:tc>
+      </w:tr>
+      <w:tr>
+        <w:tc>
+          <w:tcPr>
+            <w:tcW w:type="dxa" w:w="964"/>
+          </w:tcPr>
+          <w:p>
+            <w:r>
+              <w:rPr>
+                <w:b/>
+                <w:i w:val="0"/>
+                <w:color w:val="EA580C"/>
+                <w:sz w:val="16"/>
+              </w:rPr>
+              <w:t>Moyenne</w:t>
+            </w:r>
+          </w:p>
+        </w:tc>
+        <w:tc>
+          <w:tcPr>
+            <w:tcW w:type="dxa" w:w="1247"/>
+          </w:tcPr>
+          <w:p>
+            <w:r>
+              <w:rPr>
+                <w:b/>
+                <w:i w:val="0"/>
+                <w:sz w:val="16"/>
+              </w:rPr>
+              <w:t>S01</w:t>
+              <w:br/>
+            </w:r>
+            <w:r>
+              <w:rPr>
+                <w:b w:val="0"/>
+                <w:i w:val="0"/>
+                <w:color w:val="64748B"/>
+                <w:sz w:val="14"/>
+              </w:rPr>
+              <w:t>Démographie</w:t>
+            </w:r>
+          </w:p>
+        </w:tc>
+        <w:tc>
+          <w:tcPr>
+            <w:tcW w:type="dxa" w:w="1531"/>
+          </w:tcPr>
+          <w:p>
+            <w:r>
+              <w:rPr>
+                <w:b/>
+                <w:i w:val="0"/>
+                <w:color w:val="16A34A"/>
+                <w:sz w:val="16"/>
+              </w:rPr>
+              <w:t>—</w:t>
+            </w:r>
+          </w:p>
+        </w:tc>
+        <w:tc>
+          <w:tcPr>
+            <w:tcW w:type="dxa" w:w="1191"/>
+          </w:tcPr>
+          <w:p>
+            <w:r>
+              <w:rPr>
+                <w:b w:val="0"/>
+                <w:i w:val="0"/>
+                <w:color w:val="64748B"/>
+                <w:sz w:val="16"/>
+              </w:rPr>
+              <w:t>GT-CQ</w:t>
+            </w:r>
+          </w:p>
+        </w:tc>
+        <w:tc>
+          <w:tcPr>
+            <w:tcW w:type="dxa" w:w="4706"/>
+          </w:tcPr>
+          <w:p>
+            <w:r>
+              <w:rPr>
+                <w:b w:val="0"/>
+                <w:i w:val="0"/>
+                <w:sz w:val="17"/>
+              </w:rPr>
+              <w:t>Prière de verifier l'information donnée par Mariama Dianké Sonko ou corriger au niveau de la section 1.</w:t>
+            </w:r>
+          </w:p>
+        </w:tc>
+      </w:tr>
+      <w:tr>
+        <w:tc>
+          <w:tcPr>
+            <w:tcW w:type="dxa" w:w="964"/>
+          </w:tcPr>
+          <w:p>
+            <w:r>
+              <w:rPr>
+                <w:b/>
+                <w:i w:val="0"/>
+                <w:color w:val="EA580C"/>
+                <w:sz w:val="16"/>
+              </w:rPr>
+              <w:t>Moyenne</w:t>
+            </w:r>
+          </w:p>
+        </w:tc>
+        <w:tc>
+          <w:tcPr>
+            <w:tcW w:type="dxa" w:w="1247"/>
+          </w:tcPr>
+          <w:p>
+            <w:r>
+              <w:rPr>
+                <w:b/>
+                <w:i w:val="0"/>
+                <w:sz w:val="16"/>
+              </w:rPr>
+              <w:t>S01</w:t>
+              <w:br/>
+            </w:r>
+            <w:r>
+              <w:rPr>
+                <w:b w:val="0"/>
+                <w:i w:val="0"/>
+                <w:color w:val="64748B"/>
+                <w:sz w:val="14"/>
+              </w:rPr>
+              <w:t>Démographie</w:t>
+            </w:r>
+          </w:p>
+        </w:tc>
+        <w:tc>
+          <w:tcPr>
+            <w:tcW w:type="dxa" w:w="1531"/>
+          </w:tcPr>
+          <w:p>
+            <w:r>
+              <w:rPr>
+                <w:b/>
+                <w:i w:val="0"/>
+                <w:color w:val="16A34A"/>
+                <w:sz w:val="16"/>
+              </w:rPr>
+              <w:t>—</w:t>
+            </w:r>
+          </w:p>
+        </w:tc>
+        <w:tc>
+          <w:tcPr>
+            <w:tcW w:type="dxa" w:w="1191"/>
+          </w:tcPr>
+          <w:p>
+            <w:r>
+              <w:rPr>
+                <w:b w:val="0"/>
+                <w:i w:val="0"/>
+                <w:color w:val="64748B"/>
+                <w:sz w:val="16"/>
+              </w:rPr>
+              <w:t>GT-CQ</w:t>
+            </w:r>
+          </w:p>
+        </w:tc>
+        <w:tc>
+          <w:tcPr>
+            <w:tcW w:type="dxa" w:w="4706"/>
+          </w:tcPr>
+          <w:p>
+            <w:r>
+              <w:rPr>
+                <w:b w:val="0"/>
+                <w:i w:val="0"/>
+                <w:sz w:val="17"/>
+              </w:rPr>
+              <w:t>Prière de verifier l'information donnée par Abdou Sonko ou corriger au niveau de la section 1.</w:t>
+            </w:r>
+          </w:p>
+        </w:tc>
+      </w:tr>
+      <w:tr>
+        <w:tc>
+          <w:tcPr>
+            <w:tcW w:type="dxa" w:w="964"/>
+          </w:tcPr>
+          <w:p>
+            <w:r>
+              <w:rPr>
+                <w:b/>
+                <w:i w:val="0"/>
+                <w:color w:val="EA580C"/>
+                <w:sz w:val="16"/>
+              </w:rPr>
+              <w:t>Moyenne</w:t>
+            </w:r>
+          </w:p>
+        </w:tc>
+        <w:tc>
+          <w:tcPr>
+            <w:tcW w:type="dxa" w:w="1247"/>
+          </w:tcPr>
+          <w:p>
+            <w:r>
+              <w:rPr>
+                <w:b/>
+                <w:i w:val="0"/>
+                <w:sz w:val="16"/>
+              </w:rPr>
+              <w:t>S01</w:t>
+              <w:br/>
+            </w:r>
+            <w:r>
+              <w:rPr>
+                <w:b w:val="0"/>
+                <w:i w:val="0"/>
+                <w:color w:val="64748B"/>
+                <w:sz w:val="14"/>
+              </w:rPr>
+              <w:t>Démographie</w:t>
+            </w:r>
+          </w:p>
+        </w:tc>
+        <w:tc>
+          <w:tcPr>
+            <w:tcW w:type="dxa" w:w="1531"/>
+          </w:tcPr>
+          <w:p>
+            <w:r>
+              <w:rPr>
+                <w:b/>
+                <w:i w:val="0"/>
+                <w:color w:val="16A34A"/>
+                <w:sz w:val="16"/>
+              </w:rPr>
+              <w:t>—</w:t>
+            </w:r>
+          </w:p>
+        </w:tc>
+        <w:tc>
+          <w:tcPr>
+            <w:tcW w:type="dxa" w:w="1191"/>
+          </w:tcPr>
+          <w:p>
+            <w:r>
+              <w:rPr>
+                <w:b w:val="0"/>
+                <w:i w:val="0"/>
+                <w:color w:val="64748B"/>
+                <w:sz w:val="16"/>
+              </w:rPr>
+              <w:t>GT-CQ</w:t>
+            </w:r>
+          </w:p>
+        </w:tc>
+        <w:tc>
+          <w:tcPr>
+            <w:tcW w:type="dxa" w:w="4706"/>
+          </w:tcPr>
+          <w:p>
+            <w:r>
+              <w:rPr>
+                <w:b w:val="0"/>
+                <w:i w:val="0"/>
+                <w:sz w:val="17"/>
+              </w:rPr>
+              <w:t>Prière de verifier l'information donnée par Mariama Sonko ou corriger au niveau de la section 1.</w:t>
+            </w:r>
+          </w:p>
+        </w:tc>
+      </w:tr>
+      <w:tr>
+        <w:tc>
+          <w:tcPr>
+            <w:tcW w:type="dxa" w:w="964"/>
+          </w:tcPr>
+          <w:p>
+            <w:r>
+              <w:rPr>
+                <w:b/>
+                <w:i w:val="0"/>
+                <w:color w:val="EA580C"/>
+                <w:sz w:val="16"/>
+              </w:rPr>
+              <w:t>Moyenne</w:t>
+            </w:r>
+          </w:p>
+        </w:tc>
+        <w:tc>
+          <w:tcPr>
+            <w:tcW w:type="dxa" w:w="1247"/>
+          </w:tcPr>
+          <w:p>
+            <w:r>
+              <w:rPr>
+                <w:b/>
+                <w:i w:val="0"/>
+                <w:sz w:val="16"/>
+              </w:rPr>
+              <w:t>S01</w:t>
+              <w:br/>
+            </w:r>
+            <w:r>
+              <w:rPr>
+                <w:b w:val="0"/>
+                <w:i w:val="0"/>
+                <w:color w:val="64748B"/>
+                <w:sz w:val="14"/>
+              </w:rPr>
+              <w:t>Démographie</w:t>
+            </w:r>
+          </w:p>
+        </w:tc>
+        <w:tc>
+          <w:tcPr>
+            <w:tcW w:type="dxa" w:w="1531"/>
+          </w:tcPr>
+          <w:p>
+            <w:r>
+              <w:rPr>
+                <w:b/>
+                <w:i w:val="0"/>
+                <w:color w:val="16A34A"/>
+                <w:sz w:val="16"/>
+              </w:rPr>
+              <w:t>s01q10_1</w:t>
+            </w:r>
+          </w:p>
+        </w:tc>
+        <w:tc>
+          <w:tcPr>
+            <w:tcW w:type="dxa" w:w="1191"/>
+          </w:tcPr>
+          <w:p>
+            <w:r>
+              <w:rPr>
+                <w:b w:val="0"/>
+                <w:i w:val="0"/>
+                <w:color w:val="64748B"/>
+                <w:sz w:val="16"/>
+              </w:rPr>
+              <w:t>GT-CQ</w:t>
+            </w:r>
+          </w:p>
+        </w:tc>
+        <w:tc>
+          <w:tcPr>
+            <w:tcW w:type="dxa" w:w="4706"/>
+          </w:tcPr>
+          <w:p>
+            <w:r>
+              <w:rPr>
+                <w:b w:val="0"/>
+                <w:i w:val="0"/>
+                <w:sz w:val="17"/>
+              </w:rPr>
+              <w:t>La taille du ménage lors de l'enquête principale (7) de ce ménage est inférieur à la taille du denombrement (8), prière de fournir des explications concrètes ou aller revisiter le ménage.</w:t>
+            </w:r>
+          </w:p>
+        </w:tc>
+      </w:tr>
+      <w:tr>
+        <w:tc>
+          <w:tcPr>
+            <w:tcW w:type="dxa" w:w="964"/>
+          </w:tcPr>
+          <w:p>
+            <w:r>
+              <w:rPr>
+                <w:b/>
+                <w:i w:val="0"/>
+                <w:color w:val="EA580C"/>
+                <w:sz w:val="16"/>
+              </w:rPr>
+              <w:t>Moyenne</w:t>
+            </w:r>
+          </w:p>
+        </w:tc>
+        <w:tc>
+          <w:tcPr>
+            <w:tcW w:type="dxa" w:w="1247"/>
+          </w:tcPr>
+          <w:p>
+            <w:r>
+              <w:rPr>
+                <w:b/>
+                <w:i w:val="0"/>
+                <w:sz w:val="16"/>
+              </w:rPr>
               <w:t>S02</w:t>
               <w:br/>
             </w:r>
@@ -1984,7 +3424,7 @@
                 <w:color w:val="16A34A"/>
                 <w:sz w:val="16"/>
               </w:rPr>
-              <w:t>—</w:t>
+              <w:t>s01q47__7, s02q24, s01q00b, s02q17_2, s02q15_2</w:t>
             </w:r>
           </w:p>
         </w:tc>
@@ -2015,1987 +3455,7 @@
                 <w:i w:val="0"/>
                 <w:sz w:val="17"/>
               </w:rPr>
-              <w:t>Incohérence!!! seulement les écoles privées paient les frais de scolarité (y compris les frais d'inscription).</w:t>
-            </w:r>
-          </w:p>
-        </w:tc>
-      </w:tr>
-      <w:tr>
-        <w:tc>
-          <w:tcPr>
-            <w:tcW w:type="dxa" w:w="964"/>
-          </w:tcPr>
-          <w:p>
-            <w:r>
-              <w:rPr>
-                <w:b/>
-                <w:i w:val="0"/>
-                <w:color w:val="DC2626"/>
-                <w:sz w:val="16"/>
-              </w:rPr>
-              <w:t>Haute</w:t>
-            </w:r>
-          </w:p>
-        </w:tc>
-        <w:tc>
-          <w:tcPr>
-            <w:tcW w:type="dxa" w:w="1247"/>
-          </w:tcPr>
-          <w:p>
-            <w:r>
-              <w:rPr>
-                <w:b/>
-                <w:i w:val="0"/>
-                <w:sz w:val="16"/>
-              </w:rPr>
-              <w:t>S03</w:t>
-              <w:br/>
-            </w:r>
-            <w:r>
-              <w:rPr>
-                <w:b w:val="0"/>
-                <w:i w:val="0"/>
-                <w:color w:val="64748B"/>
-                <w:sz w:val="14"/>
-              </w:rPr>
-              <w:t>Santé</w:t>
-            </w:r>
-          </w:p>
-        </w:tc>
-        <w:tc>
-          <w:tcPr>
-            <w:tcW w:type="dxa" w:w="1531"/>
-          </w:tcPr>
-          <w:p>
-            <w:r>
-              <w:rPr>
-                <w:b/>
-                <w:i w:val="0"/>
-                <w:color w:val="16A34A"/>
-                <w:sz w:val="16"/>
-              </w:rPr>
-              <w:t>s03q14, s03q15, s03q17, s03q18, s03q19, s03q20, s03q21</w:t>
-            </w:r>
-          </w:p>
-        </w:tc>
-        <w:tc>
-          <w:tcPr>
-            <w:tcW w:type="dxa" w:w="1191"/>
-          </w:tcPr>
-          <w:p>
-            <w:r>
-              <w:rPr>
-                <w:b w:val="0"/>
-                <w:i w:val="0"/>
-                <w:color w:val="64748B"/>
-                <w:sz w:val="16"/>
-              </w:rPr>
-              <w:t>GT-CQ</w:t>
-            </w:r>
-          </w:p>
-        </w:tc>
-        <w:tc>
-          <w:tcPr>
-            <w:tcW w:type="dxa" w:w="4706"/>
-          </w:tcPr>
-          <w:p>
-            <w:r>
-              <w:rPr>
-                <w:b w:val="0"/>
-                <w:i w:val="0"/>
-                <w:sz w:val="17"/>
-              </w:rPr>
-              <w:t>Incoherence!!! Khady Mane a consulté dans un service de santé ou un guérisseur au cours des 3 derniers mois sans hospitalisation (3.13=Oui) mais la depense liée à cette consultation est nulle 0 ou ne sait pas partout dans les questions (s03q14 s03q15 s03q17 s03q18 s03q19 s03q20 s03q21).</w:t>
-            </w:r>
-          </w:p>
-        </w:tc>
-      </w:tr>
-      <w:tr>
-        <w:tc>
-          <w:tcPr>
-            <w:tcW w:type="dxa" w:w="964"/>
-          </w:tcPr>
-          <w:p>
-            <w:r>
-              <w:rPr>
-                <w:b/>
-                <w:i w:val="0"/>
-                <w:color w:val="DC2626"/>
-                <w:sz w:val="16"/>
-              </w:rPr>
-              <w:t>Haute</w:t>
-            </w:r>
-          </w:p>
-        </w:tc>
-        <w:tc>
-          <w:tcPr>
-            <w:tcW w:type="dxa" w:w="1247"/>
-          </w:tcPr>
-          <w:p>
-            <w:r>
-              <w:rPr>
-                <w:b/>
-                <w:i w:val="0"/>
-                <w:sz w:val="16"/>
-              </w:rPr>
-              <w:t>S10</w:t>
-              <w:br/>
-            </w:r>
-            <w:r>
-              <w:rPr>
-                <w:b w:val="0"/>
-                <w:i w:val="0"/>
-                <w:color w:val="64748B"/>
-                <w:sz w:val="14"/>
-              </w:rPr>
-              <w:t>Logement</w:t>
-            </w:r>
-          </w:p>
-        </w:tc>
-        <w:tc>
-          <w:tcPr>
-            <w:tcW w:type="dxa" w:w="1531"/>
-          </w:tcPr>
-          <w:p>
-            <w:r>
-              <w:rPr>
-                <w:b/>
-                <w:i w:val="0"/>
-                <w:color w:val="16A34A"/>
-                <w:sz w:val="16"/>
-              </w:rPr>
-              <w:t>s10q46, s10q48, s10q50</w:t>
-            </w:r>
-          </w:p>
-        </w:tc>
-        <w:tc>
-          <w:tcPr>
-            <w:tcW w:type="dxa" w:w="1191"/>
-          </w:tcPr>
-          <w:p>
-            <w:r>
-              <w:rPr>
-                <w:b w:val="0"/>
-                <w:i w:val="0"/>
-                <w:color w:val="64748B"/>
-                <w:sz w:val="16"/>
-              </w:rPr>
-              <w:t>GT-CQ</w:t>
-            </w:r>
-          </w:p>
-        </w:tc>
-        <w:tc>
-          <w:tcPr>
-            <w:tcW w:type="dxa" w:w="4706"/>
-          </w:tcPr>
-          <w:p>
-            <w:r>
-              <w:rPr>
-                <w:b w:val="0"/>
-                <w:i w:val="0"/>
-                <w:sz w:val="17"/>
-              </w:rPr>
-              <w:t>L'entreprise jardin maraichage vendeuse nana et oignon vert existe dit n'avoir pas fait la revente de marchandises achetées et revendues en état, aussi le montant obtenus sur la vente de produits transformés par l'entreprise  n'a reçu aucune somme sur les reventes (s10q46=0 &amp; s10q48=0 &amp; s10q50=0); alors s'agit-il de quelle entreprise ? Incoherence! Dans le ménage de BOURAMA  Dianko SONKO il y a un membre qui detient l'entreprise jardin maraichage vendeuse nana et oignon vert qui semble être de l'agriculture ou de l'élévage, prière de bien classer la nomenclature de l'entreprise s'il ne s'agit pas de l'agriculture ou de l'élévage.</w:t>
-            </w:r>
-          </w:p>
-        </w:tc>
-      </w:tr>
-      <w:tr>
-        <w:tc>
-          <w:tcPr>
-            <w:tcW w:type="dxa" w:w="964"/>
-          </w:tcPr>
-          <w:p>
-            <w:r>
-              <w:rPr>
-                <w:b/>
-                <w:i w:val="0"/>
-                <w:color w:val="DC2626"/>
-                <w:sz w:val="16"/>
-              </w:rPr>
-              <w:t>Haute</w:t>
-            </w:r>
-          </w:p>
-        </w:tc>
-        <w:tc>
-          <w:tcPr>
-            <w:tcW w:type="dxa" w:w="1247"/>
-          </w:tcPr>
-          <w:p>
-            <w:r>
-              <w:rPr>
-                <w:b/>
-                <w:i w:val="0"/>
-                <w:sz w:val="16"/>
-              </w:rPr>
-              <w:t>S11</w:t>
-              <w:br/>
-            </w:r>
-            <w:r>
-              <w:rPr>
-                <w:b w:val="0"/>
-                <w:i w:val="0"/>
-                <w:color w:val="64748B"/>
-                <w:sz w:val="14"/>
-              </w:rPr>
-              <w:t>Logement / cadre de vie</w:t>
-            </w:r>
-          </w:p>
-        </w:tc>
-        <w:tc>
-          <w:tcPr>
-            <w:tcW w:type="dxa" w:w="1531"/>
-          </w:tcPr>
-          <w:p>
-            <w:r>
-              <w:rPr>
-                <w:b/>
-                <w:i w:val="0"/>
-                <w:color w:val="16A34A"/>
-                <w:sz w:val="16"/>
-              </w:rPr>
-              <w:t>—</w:t>
-            </w:r>
-          </w:p>
-        </w:tc>
-        <w:tc>
-          <w:tcPr>
-            <w:tcW w:type="dxa" w:w="1191"/>
-          </w:tcPr>
-          <w:p>
-            <w:r>
-              <w:rPr>
-                <w:b w:val="0"/>
-                <w:i w:val="0"/>
-                <w:color w:val="64748B"/>
-                <w:sz w:val="16"/>
-              </w:rPr>
-              <w:t>GT-CQ</w:t>
-            </w:r>
-          </w:p>
-        </w:tc>
-        <w:tc>
-          <w:tcPr>
-            <w:tcW w:type="dxa" w:w="4706"/>
-          </w:tcPr>
-          <w:p>
-            <w:r>
-              <w:rPr>
-                <w:b w:val="0"/>
-                <w:i w:val="0"/>
-                <w:sz w:val="17"/>
-              </w:rPr>
-              <w:t>Incoherence!! Le ménage a depensé .</w:t>
-            </w:r>
-          </w:p>
-        </w:tc>
-      </w:tr>
-      <w:tr>
-        <w:tc>
-          <w:tcPr>
-            <w:tcW w:type="dxa" w:w="964"/>
-          </w:tcPr>
-          <w:p>
-            <w:r>
-              <w:rPr>
-                <w:b/>
-                <w:i w:val="0"/>
-                <w:color w:val="DC2626"/>
-                <w:sz w:val="16"/>
-              </w:rPr>
-              <w:t>Haute</w:t>
-            </w:r>
-          </w:p>
-        </w:tc>
-        <w:tc>
-          <w:tcPr>
-            <w:tcW w:type="dxa" w:w="1247"/>
-          </w:tcPr>
-          <w:p>
-            <w:r>
-              <w:rPr>
-                <w:b/>
-                <w:i w:val="0"/>
-                <w:sz w:val="16"/>
-              </w:rPr>
-              <w:t>S11</w:t>
-              <w:br/>
-            </w:r>
-            <w:r>
-              <w:rPr>
-                <w:b w:val="0"/>
-                <w:i w:val="0"/>
-                <w:color w:val="64748B"/>
-                <w:sz w:val="14"/>
-              </w:rPr>
-              <w:t>Logement / cadre de vie</w:t>
-            </w:r>
-          </w:p>
-        </w:tc>
-        <w:tc>
-          <w:tcPr>
-            <w:tcW w:type="dxa" w:w="1531"/>
-          </w:tcPr>
-          <w:p>
-            <w:r>
-              <w:rPr>
-                <w:b/>
-                <w:i w:val="0"/>
-                <w:color w:val="16A34A"/>
-                <w:sz w:val="16"/>
-              </w:rPr>
-              <w:t>s01q29, s01q31, s04q24, s00q04, s11q21, s09fq03, s09fq011</w:t>
-            </w:r>
-          </w:p>
-        </w:tc>
-        <w:tc>
-          <w:tcPr>
-            <w:tcW w:type="dxa" w:w="1191"/>
-          </w:tcPr>
-          <w:p>
-            <w:r>
-              <w:rPr>
-                <w:b w:val="0"/>
-                <w:i w:val="0"/>
-                <w:color w:val="64748B"/>
-                <w:sz w:val="16"/>
-              </w:rPr>
-              <w:t>GT-CQ</w:t>
-            </w:r>
-          </w:p>
-        </w:tc>
-        <w:tc>
-          <w:tcPr>
-            <w:tcW w:type="dxa" w:w="4706"/>
-          </w:tcPr>
-          <w:p>
-            <w:r>
-              <w:rPr>
-                <w:b w:val="0"/>
-                <w:i w:val="0"/>
-                <w:sz w:val="17"/>
-              </w:rPr>
-              <w:t>FCFA dans Frais de connexion au réseau de distribution d'eau mais dit ne pas être connecté à un réseau d'eau courante, prière de corriger cette incoherenceAttention!!! Les ménages vivants dans un(e) Maison Basse à ZIGUINCHOR Rural ont généralement comme principal matériau de construction le/la Banco amélioré/ semi-dur, mais celui du ménage de BOURAMA  Dianko SONKO (Ciment/Béton/Pierres de taille) diffère de celui-ci.</w:t>
-            </w:r>
-          </w:p>
-        </w:tc>
-      </w:tr>
-      <w:tr>
-        <w:tc>
-          <w:tcPr>
-            <w:tcW w:type="dxa" w:w="964"/>
-          </w:tcPr>
-          <w:p>
-            <w:r>
-              <w:rPr>
-                <w:b/>
-                <w:i w:val="0"/>
-                <w:color w:val="DC2626"/>
-                <w:sz w:val="16"/>
-              </w:rPr>
-              <w:t>Haute</w:t>
-            </w:r>
-          </w:p>
-        </w:tc>
-        <w:tc>
-          <w:tcPr>
-            <w:tcW w:type="dxa" w:w="1247"/>
-          </w:tcPr>
-          <w:p>
-            <w:r>
-              <w:rPr>
-                <w:b/>
-                <w:i w:val="0"/>
-                <w:sz w:val="16"/>
-              </w:rPr>
-              <w:t>S16</w:t>
-              <w:br/>
-            </w:r>
-            <w:r>
-              <w:rPr>
-                <w:b w:val="0"/>
-                <w:i w:val="0"/>
-                <w:color w:val="64748B"/>
-                <w:sz w:val="14"/>
-              </w:rPr>
-              <w:t>Agriculture</w:t>
-            </w:r>
-          </w:p>
-        </w:tc>
-        <w:tc>
-          <w:tcPr>
-            <w:tcW w:type="dxa" w:w="1531"/>
-          </w:tcPr>
-          <w:p>
-            <w:r>
-              <w:rPr>
-                <w:b/>
-                <w:i w:val="0"/>
-                <w:color w:val="16A34A"/>
-                <w:sz w:val="16"/>
-              </w:rPr>
-              <w:t>s00q07a, s00q08, s00q10, s00q13_0, s00q15_0, s00q17_0, s00q23a, s00q23b</w:t>
-            </w:r>
-          </w:p>
-        </w:tc>
-        <w:tc>
-          <w:tcPr>
-            <w:tcW w:type="dxa" w:w="1191"/>
-          </w:tcPr>
-          <w:p>
-            <w:r>
-              <w:rPr>
-                <w:b w:val="0"/>
-                <w:i w:val="0"/>
-                <w:color w:val="64748B"/>
-                <w:sz w:val="16"/>
-              </w:rPr>
-              <w:t>GT-CQ</w:t>
-            </w:r>
-          </w:p>
-        </w:tc>
-        <w:tc>
-          <w:tcPr>
-            <w:tcW w:type="dxa" w:w="4706"/>
-          </w:tcPr>
-          <w:p>
-            <w:r>
-              <w:rPr>
-                <w:b w:val="0"/>
-                <w:i w:val="0"/>
-                <w:sz w:val="17"/>
-              </w:rPr>
-              <w:t>La somme des quantités consommées (5 kg), des quantités offertes (0 kg),  des quantités vendus (0 kg) et des quantités en stock (10 kg) depasse la quantité totale (1 kg) que le ménage a eu après la recolte de Oignon , prière de corriger cette incoherence.</w:t>
-            </w:r>
-          </w:p>
-        </w:tc>
-      </w:tr>
-      <w:tr>
-        <w:tc>
-          <w:tcPr>
-            <w:tcW w:type="dxa" w:w="964"/>
-          </w:tcPr>
-          <w:p>
-            <w:r>
-              <w:rPr>
-                <w:b/>
-                <w:i w:val="0"/>
-                <w:color w:val="DC2626"/>
-                <w:sz w:val="16"/>
-              </w:rPr>
-              <w:t>Haute</w:t>
-            </w:r>
-          </w:p>
-        </w:tc>
-        <w:tc>
-          <w:tcPr>
-            <w:tcW w:type="dxa" w:w="1247"/>
-          </w:tcPr>
-          <w:p>
-            <w:r>
-              <w:rPr>
-                <w:b/>
-                <w:i w:val="0"/>
-                <w:sz w:val="16"/>
-              </w:rPr>
-              <w:t>S16</w:t>
-              <w:br/>
-            </w:r>
-            <w:r>
-              <w:rPr>
-                <w:b w:val="0"/>
-                <w:i w:val="0"/>
-                <w:color w:val="64748B"/>
-                <w:sz w:val="14"/>
-              </w:rPr>
-              <w:t>Agriculture</w:t>
-            </w:r>
-          </w:p>
-        </w:tc>
-        <w:tc>
-          <w:tcPr>
-            <w:tcW w:type="dxa" w:w="1531"/>
-          </w:tcPr>
-          <w:p>
-            <w:r>
-              <w:rPr>
-                <w:b/>
-                <w:i w:val="0"/>
-                <w:color w:val="16A34A"/>
-                <w:sz w:val="16"/>
-              </w:rPr>
-              <w:t>s00q27, s01q00a, s01q12, s01q13, s02q04, s03q11, s03q12, s01q01</w:t>
-            </w:r>
-          </w:p>
-        </w:tc>
-        <w:tc>
-          <w:tcPr>
-            <w:tcW w:type="dxa" w:w="1191"/>
-          </w:tcPr>
-          <w:p>
-            <w:r>
-              <w:rPr>
-                <w:b w:val="0"/>
-                <w:i w:val="0"/>
-                <w:color w:val="64748B"/>
-                <w:sz w:val="16"/>
-              </w:rPr>
-              <w:t>GT-CQ</w:t>
-            </w:r>
-          </w:p>
-        </w:tc>
-        <w:tc>
-          <w:tcPr>
-            <w:tcW w:type="dxa" w:w="4706"/>
-          </w:tcPr>
-          <w:p>
-            <w:r>
-              <w:rPr>
-                <w:b w:val="0"/>
-                <w:i w:val="0"/>
-                <w:sz w:val="17"/>
-              </w:rPr>
-              <w:t>Incohérence!! Le ménage déclare avoir acheté la parcelle et de ce fait ne peut pas déclaré disposer de contrat de location ou d'attestation de donation ou encore de certificat d'héritage, veuillez revoir s'il vous plaît.</w:t>
-            </w:r>
-          </w:p>
-        </w:tc>
-      </w:tr>
-      <w:tr>
-        <w:tc>
-          <w:tcPr>
-            <w:tcW w:type="dxa" w:w="964"/>
-          </w:tcPr>
-          <w:p>
-            <w:r>
-              <w:rPr>
-                <w:b/>
-                <w:i w:val="0"/>
-                <w:color w:val="EA580C"/>
-                <w:sz w:val="16"/>
-              </w:rPr>
-              <w:t>Moyenne</w:t>
-            </w:r>
-          </w:p>
-        </w:tc>
-        <w:tc>
-          <w:tcPr>
-            <w:tcW w:type="dxa" w:w="1247"/>
-          </w:tcPr>
-          <w:p>
-            <w:r>
-              <w:rPr>
-                <w:b/>
-                <w:i w:val="0"/>
-                <w:sz w:val="16"/>
-              </w:rPr>
-              <w:t>S00</w:t>
-              <w:br/>
-            </w:r>
-            <w:r>
-              <w:rPr>
-                <w:b w:val="0"/>
-                <w:i w:val="0"/>
-                <w:color w:val="64748B"/>
-                <w:sz w:val="14"/>
-              </w:rPr>
-              <w:t>Identification</w:t>
-            </w:r>
-          </w:p>
-        </w:tc>
-        <w:tc>
-          <w:tcPr>
-            <w:tcW w:type="dxa" w:w="1531"/>
-          </w:tcPr>
-          <w:p>
-            <w:r>
-              <w:rPr>
-                <w:b/>
-                <w:i w:val="0"/>
-                <w:color w:val="16A34A"/>
-                <w:sz w:val="16"/>
-              </w:rPr>
-              <w:t>s00q27</w:t>
-            </w:r>
-          </w:p>
-        </w:tc>
-        <w:tc>
-          <w:tcPr>
-            <w:tcW w:type="dxa" w:w="1191"/>
-          </w:tcPr>
-          <w:p>
-            <w:r>
-              <w:rPr>
-                <w:b w:val="0"/>
-                <w:i w:val="0"/>
-                <w:color w:val="64748B"/>
-                <w:sz w:val="16"/>
-              </w:rPr>
-              <w:t>GT-CQ</w:t>
-            </w:r>
-          </w:p>
-        </w:tc>
-        <w:tc>
-          <w:tcPr>
-            <w:tcW w:type="dxa" w:w="4706"/>
-          </w:tcPr>
-          <w:p>
-            <w:r>
-              <w:rPr>
-                <w:b w:val="0"/>
-                <w:i w:val="0"/>
-                <w:sz w:val="17"/>
-              </w:rPr>
-              <w:t>Le questionnaire semble ne pas être complètement fini mais le questionnaire est en statut complet, prière de compléter le questionnaire.</w:t>
-            </w:r>
-          </w:p>
-        </w:tc>
-      </w:tr>
-      <w:tr>
-        <w:tc>
-          <w:tcPr>
-            <w:tcW w:type="dxa" w:w="964"/>
-          </w:tcPr>
-          <w:p>
-            <w:r>
-              <w:rPr>
-                <w:b/>
-                <w:i w:val="0"/>
-                <w:color w:val="EA580C"/>
-                <w:sz w:val="16"/>
-              </w:rPr>
-              <w:t>Moyenne</w:t>
-            </w:r>
-          </w:p>
-        </w:tc>
-        <w:tc>
-          <w:tcPr>
-            <w:tcW w:type="dxa" w:w="1247"/>
-          </w:tcPr>
-          <w:p>
-            <w:r>
-              <w:rPr>
-                <w:b/>
-                <w:i w:val="0"/>
-                <w:sz w:val="16"/>
-              </w:rPr>
-              <w:t>S00</w:t>
-              <w:br/>
-            </w:r>
-            <w:r>
-              <w:rPr>
-                <w:b w:val="0"/>
-                <w:i w:val="0"/>
-                <w:color w:val="64748B"/>
-                <w:sz w:val="14"/>
-              </w:rPr>
-              <w:t>Identification</w:t>
-            </w:r>
-          </w:p>
-        </w:tc>
-        <w:tc>
-          <w:tcPr>
-            <w:tcW w:type="dxa" w:w="1531"/>
-          </w:tcPr>
-          <w:p>
-            <w:r>
-              <w:rPr>
-                <w:b/>
-                <w:i w:val="0"/>
-                <w:color w:val="16A34A"/>
-                <w:sz w:val="16"/>
-              </w:rPr>
-              <w:t>—</w:t>
-            </w:r>
-          </w:p>
-        </w:tc>
-        <w:tc>
-          <w:tcPr>
-            <w:tcW w:type="dxa" w:w="1191"/>
-          </w:tcPr>
-          <w:p>
-            <w:r>
-              <w:rPr>
-                <w:b w:val="0"/>
-                <w:i w:val="0"/>
-                <w:color w:val="64748B"/>
-                <w:sz w:val="16"/>
-              </w:rPr>
-              <w:t>GT-CQ</w:t>
-            </w:r>
-          </w:p>
-        </w:tc>
-        <w:tc>
-          <w:tcPr>
-            <w:tcW w:type="dxa" w:w="4706"/>
-          </w:tcPr>
-          <w:p>
-            <w:r>
-              <w:rPr>
-                <w:b w:val="0"/>
-                <w:i w:val="0"/>
-                <w:sz w:val="17"/>
-              </w:rPr>
-              <w:t>L'adresse ou la localisation du ménage doit être bien renseignée, ne doit pas contenir des numéros de téléphone et elle semble courte pour être une adresse.</w:t>
-            </w:r>
-          </w:p>
-        </w:tc>
-      </w:tr>
-      <w:tr>
-        <w:tc>
-          <w:tcPr>
-            <w:tcW w:type="dxa" w:w="964"/>
-          </w:tcPr>
-          <w:p>
-            <w:r>
-              <w:rPr>
-                <w:b/>
-                <w:i w:val="0"/>
-                <w:color w:val="EA580C"/>
-                <w:sz w:val="16"/>
-              </w:rPr>
-              <w:t>Moyenne</w:t>
-            </w:r>
-          </w:p>
-        </w:tc>
-        <w:tc>
-          <w:tcPr>
-            <w:tcW w:type="dxa" w:w="1247"/>
-          </w:tcPr>
-          <w:p>
-            <w:r>
-              <w:rPr>
-                <w:b/>
-                <w:i w:val="0"/>
-                <w:sz w:val="16"/>
-              </w:rPr>
-              <w:t>S00</w:t>
-              <w:br/>
-            </w:r>
-            <w:r>
-              <w:rPr>
-                <w:b w:val="0"/>
-                <w:i w:val="0"/>
-                <w:color w:val="64748B"/>
-                <w:sz w:val="14"/>
-              </w:rPr>
-              <w:t>Identification</w:t>
-            </w:r>
-          </w:p>
-        </w:tc>
-        <w:tc>
-          <w:tcPr>
-            <w:tcW w:type="dxa" w:w="1531"/>
-          </w:tcPr>
-          <w:p>
-            <w:r>
-              <w:rPr>
-                <w:b/>
-                <w:i w:val="0"/>
-                <w:color w:val="16A34A"/>
-                <w:sz w:val="16"/>
-              </w:rPr>
-              <w:t>—</w:t>
-            </w:r>
-          </w:p>
-        </w:tc>
-        <w:tc>
-          <w:tcPr>
-            <w:tcW w:type="dxa" w:w="1191"/>
-          </w:tcPr>
-          <w:p>
-            <w:r>
-              <w:rPr>
-                <w:b w:val="0"/>
-                <w:i w:val="0"/>
-                <w:color w:val="64748B"/>
-                <w:sz w:val="16"/>
-              </w:rPr>
-              <w:t>GT-CQ</w:t>
-            </w:r>
-          </w:p>
-        </w:tc>
-        <w:tc>
-          <w:tcPr>
-            <w:tcW w:type="dxa" w:w="4706"/>
-          </w:tcPr>
-          <w:p>
-            <w:r>
-              <w:rPr>
-                <w:b w:val="0"/>
-                <w:i w:val="0"/>
-                <w:sz w:val="17"/>
-              </w:rPr>
-              <w:t>Prière de renseigner la bonne adresse.</w:t>
-            </w:r>
-          </w:p>
-        </w:tc>
-      </w:tr>
-      <w:tr>
-        <w:tc>
-          <w:tcPr>
-            <w:tcW w:type="dxa" w:w="964"/>
-          </w:tcPr>
-          <w:p>
-            <w:r>
-              <w:rPr>
-                <w:b/>
-                <w:i w:val="0"/>
-                <w:color w:val="EA580C"/>
-                <w:sz w:val="16"/>
-              </w:rPr>
-              <w:t>Moyenne</w:t>
-            </w:r>
-          </w:p>
-        </w:tc>
-        <w:tc>
-          <w:tcPr>
-            <w:tcW w:type="dxa" w:w="1247"/>
-          </w:tcPr>
-          <w:p>
-            <w:r>
-              <w:rPr>
-                <w:b/>
-                <w:i w:val="0"/>
-                <w:sz w:val="16"/>
-              </w:rPr>
-              <w:t>S01</w:t>
-              <w:br/>
-            </w:r>
-            <w:r>
-              <w:rPr>
-                <w:b w:val="0"/>
-                <w:i w:val="0"/>
-                <w:color w:val="64748B"/>
-                <w:sz w:val="14"/>
-              </w:rPr>
-              <w:t>Démographie</w:t>
-            </w:r>
-          </w:p>
-        </w:tc>
-        <w:tc>
-          <w:tcPr>
-            <w:tcW w:type="dxa" w:w="1531"/>
-          </w:tcPr>
-          <w:p>
-            <w:r>
-              <w:rPr>
-                <w:b/>
-                <w:i w:val="0"/>
-                <w:color w:val="16A34A"/>
-                <w:sz w:val="16"/>
-              </w:rPr>
-              <w:t>—</w:t>
-            </w:r>
-          </w:p>
-        </w:tc>
-        <w:tc>
-          <w:tcPr>
-            <w:tcW w:type="dxa" w:w="1191"/>
-          </w:tcPr>
-          <w:p>
-            <w:r>
-              <w:rPr>
-                <w:b w:val="0"/>
-                <w:i w:val="0"/>
-                <w:color w:val="64748B"/>
-                <w:sz w:val="16"/>
-              </w:rPr>
-              <w:t>GT-CQ</w:t>
-            </w:r>
-          </w:p>
-        </w:tc>
-        <w:tc>
-          <w:tcPr>
-            <w:tcW w:type="dxa" w:w="4706"/>
-          </w:tcPr>
-          <w:p>
-            <w:r>
-              <w:rPr>
-                <w:b w:val="0"/>
-                <w:i w:val="0"/>
-                <w:sz w:val="17"/>
-              </w:rPr>
-              <w:t>Prière de verifier l'information donnée par Chérif siaka Asabene Sonko ou corriger au niveau de la section 1.</w:t>
-            </w:r>
-          </w:p>
-        </w:tc>
-      </w:tr>
-      <w:tr>
-        <w:tc>
-          <w:tcPr>
-            <w:tcW w:type="dxa" w:w="964"/>
-          </w:tcPr>
-          <w:p>
-            <w:r>
-              <w:rPr>
-                <w:b/>
-                <w:i w:val="0"/>
-                <w:color w:val="EA580C"/>
-                <w:sz w:val="16"/>
-              </w:rPr>
-              <w:t>Moyenne</w:t>
-            </w:r>
-          </w:p>
-        </w:tc>
-        <w:tc>
-          <w:tcPr>
-            <w:tcW w:type="dxa" w:w="1247"/>
-          </w:tcPr>
-          <w:p>
-            <w:r>
-              <w:rPr>
-                <w:b/>
-                <w:i w:val="0"/>
-                <w:sz w:val="16"/>
-              </w:rPr>
-              <w:t>S01</w:t>
-              <w:br/>
-            </w:r>
-            <w:r>
-              <w:rPr>
-                <w:b w:val="0"/>
-                <w:i w:val="0"/>
-                <w:color w:val="64748B"/>
-                <w:sz w:val="14"/>
-              </w:rPr>
-              <w:t>Démographie</w:t>
-            </w:r>
-          </w:p>
-        </w:tc>
-        <w:tc>
-          <w:tcPr>
-            <w:tcW w:type="dxa" w:w="1531"/>
-          </w:tcPr>
-          <w:p>
-            <w:r>
-              <w:rPr>
-                <w:b/>
-                <w:i w:val="0"/>
-                <w:color w:val="16A34A"/>
-                <w:sz w:val="16"/>
-              </w:rPr>
-              <w:t>—</w:t>
-            </w:r>
-          </w:p>
-        </w:tc>
-        <w:tc>
-          <w:tcPr>
-            <w:tcW w:type="dxa" w:w="1191"/>
-          </w:tcPr>
-          <w:p>
-            <w:r>
-              <w:rPr>
-                <w:b w:val="0"/>
-                <w:i w:val="0"/>
-                <w:color w:val="64748B"/>
-                <w:sz w:val="16"/>
-              </w:rPr>
-              <w:t>GT-CQ</w:t>
-            </w:r>
-          </w:p>
-        </w:tc>
-        <w:tc>
-          <w:tcPr>
-            <w:tcW w:type="dxa" w:w="4706"/>
-          </w:tcPr>
-          <w:p>
-            <w:r>
-              <w:rPr>
-                <w:b w:val="0"/>
-                <w:i w:val="0"/>
-                <w:sz w:val="17"/>
-              </w:rPr>
-              <w:t>Dans le cas contraire rassurez vous que c'est bien son fils/fille biologique.</w:t>
-            </w:r>
-          </w:p>
-        </w:tc>
-      </w:tr>
-      <w:tr>
-        <w:tc>
-          <w:tcPr>
-            <w:tcW w:type="dxa" w:w="964"/>
-          </w:tcPr>
-          <w:p>
-            <w:r>
-              <w:rPr>
-                <w:b/>
-                <w:i w:val="0"/>
-                <w:color w:val="EA580C"/>
-                <w:sz w:val="16"/>
-              </w:rPr>
-              <w:t>Moyenne</w:t>
-            </w:r>
-          </w:p>
-        </w:tc>
-        <w:tc>
-          <w:tcPr>
-            <w:tcW w:type="dxa" w:w="1247"/>
-          </w:tcPr>
-          <w:p>
-            <w:r>
-              <w:rPr>
-                <w:b/>
-                <w:i w:val="0"/>
-                <w:sz w:val="16"/>
-              </w:rPr>
-              <w:t>S01</w:t>
-              <w:br/>
-            </w:r>
-            <w:r>
-              <w:rPr>
-                <w:b w:val="0"/>
-                <w:i w:val="0"/>
-                <w:color w:val="64748B"/>
-                <w:sz w:val="14"/>
-              </w:rPr>
-              <w:t>Démographie</w:t>
-            </w:r>
-          </w:p>
-        </w:tc>
-        <w:tc>
-          <w:tcPr>
-            <w:tcW w:type="dxa" w:w="1531"/>
-          </w:tcPr>
-          <w:p>
-            <w:r>
-              <w:rPr>
-                <w:b/>
-                <w:i w:val="0"/>
-                <w:color w:val="16A34A"/>
-                <w:sz w:val="16"/>
-              </w:rPr>
-              <w:t>—</w:t>
-            </w:r>
-          </w:p>
-        </w:tc>
-        <w:tc>
-          <w:tcPr>
-            <w:tcW w:type="dxa" w:w="1191"/>
-          </w:tcPr>
-          <w:p>
-            <w:r>
-              <w:rPr>
-                <w:b w:val="0"/>
-                <w:i w:val="0"/>
-                <w:color w:val="64748B"/>
-                <w:sz w:val="16"/>
-              </w:rPr>
-              <w:t>GT-CQ</w:t>
-            </w:r>
-          </w:p>
-        </w:tc>
-        <w:tc>
-          <w:tcPr>
-            <w:tcW w:type="dxa" w:w="4706"/>
-          </w:tcPr>
-          <w:p>
-            <w:r>
-              <w:rPr>
-                <w:b w:val="0"/>
-                <w:i w:val="0"/>
-                <w:sz w:val="17"/>
-              </w:rPr>
-              <w:t>Prière de verifier l'information donnée par Ibrahima Sonko ou corriger au niveau de la section 1.</w:t>
-            </w:r>
-          </w:p>
-        </w:tc>
-      </w:tr>
-      <w:tr>
-        <w:tc>
-          <w:tcPr>
-            <w:tcW w:type="dxa" w:w="964"/>
-          </w:tcPr>
-          <w:p>
-            <w:r>
-              <w:rPr>
-                <w:b/>
-                <w:i w:val="0"/>
-                <w:color w:val="EA580C"/>
-                <w:sz w:val="16"/>
-              </w:rPr>
-              <w:t>Moyenne</w:t>
-            </w:r>
-          </w:p>
-        </w:tc>
-        <w:tc>
-          <w:tcPr>
-            <w:tcW w:type="dxa" w:w="1247"/>
-          </w:tcPr>
-          <w:p>
-            <w:r>
-              <w:rPr>
-                <w:b/>
-                <w:i w:val="0"/>
-                <w:sz w:val="16"/>
-              </w:rPr>
-              <w:t>S01</w:t>
-              <w:br/>
-            </w:r>
-            <w:r>
-              <w:rPr>
-                <w:b w:val="0"/>
-                <w:i w:val="0"/>
-                <w:color w:val="64748B"/>
-                <w:sz w:val="14"/>
-              </w:rPr>
-              <w:t>Démographie</w:t>
-            </w:r>
-          </w:p>
-        </w:tc>
-        <w:tc>
-          <w:tcPr>
-            <w:tcW w:type="dxa" w:w="1531"/>
-          </w:tcPr>
-          <w:p>
-            <w:r>
-              <w:rPr>
-                <w:b/>
-                <w:i w:val="0"/>
-                <w:color w:val="16A34A"/>
-                <w:sz w:val="16"/>
-              </w:rPr>
-              <w:t>—</w:t>
-            </w:r>
-          </w:p>
-        </w:tc>
-        <w:tc>
-          <w:tcPr>
-            <w:tcW w:type="dxa" w:w="1191"/>
-          </w:tcPr>
-          <w:p>
-            <w:r>
-              <w:rPr>
-                <w:b w:val="0"/>
-                <w:i w:val="0"/>
-                <w:color w:val="64748B"/>
-                <w:sz w:val="16"/>
-              </w:rPr>
-              <w:t>GT-CQ</w:t>
-            </w:r>
-          </w:p>
-        </w:tc>
-        <w:tc>
-          <w:tcPr>
-            <w:tcW w:type="dxa" w:w="4706"/>
-          </w:tcPr>
-          <w:p>
-            <w:r>
-              <w:rPr>
-                <w:b w:val="0"/>
-                <w:i w:val="0"/>
-                <w:sz w:val="17"/>
-              </w:rPr>
-              <w:t>Prière de verifier l'information donnée par Mariama Dianké Sonko ou corriger au niveau de la section 1.</w:t>
-            </w:r>
-          </w:p>
-        </w:tc>
-      </w:tr>
-      <w:tr>
-        <w:tc>
-          <w:tcPr>
-            <w:tcW w:type="dxa" w:w="964"/>
-          </w:tcPr>
-          <w:p>
-            <w:r>
-              <w:rPr>
-                <w:b/>
-                <w:i w:val="0"/>
-                <w:color w:val="EA580C"/>
-                <w:sz w:val="16"/>
-              </w:rPr>
-              <w:t>Moyenne</w:t>
-            </w:r>
-          </w:p>
-        </w:tc>
-        <w:tc>
-          <w:tcPr>
-            <w:tcW w:type="dxa" w:w="1247"/>
-          </w:tcPr>
-          <w:p>
-            <w:r>
-              <w:rPr>
-                <w:b/>
-                <w:i w:val="0"/>
-                <w:sz w:val="16"/>
-              </w:rPr>
-              <w:t>S01</w:t>
-              <w:br/>
-            </w:r>
-            <w:r>
-              <w:rPr>
-                <w:b w:val="0"/>
-                <w:i w:val="0"/>
-                <w:color w:val="64748B"/>
-                <w:sz w:val="14"/>
-              </w:rPr>
-              <w:t>Démographie</w:t>
-            </w:r>
-          </w:p>
-        </w:tc>
-        <w:tc>
-          <w:tcPr>
-            <w:tcW w:type="dxa" w:w="1531"/>
-          </w:tcPr>
-          <w:p>
-            <w:r>
-              <w:rPr>
-                <w:b/>
-                <w:i w:val="0"/>
-                <w:color w:val="16A34A"/>
-                <w:sz w:val="16"/>
-              </w:rPr>
-              <w:t>s00q27, s01q03a, s01q03b, s01q03c, s01q00b</w:t>
-            </w:r>
-          </w:p>
-        </w:tc>
-        <w:tc>
-          <w:tcPr>
-            <w:tcW w:type="dxa" w:w="1191"/>
-          </w:tcPr>
-          <w:p>
-            <w:r>
-              <w:rPr>
-                <w:b w:val="0"/>
-                <w:i w:val="0"/>
-                <w:color w:val="64748B"/>
-                <w:sz w:val="16"/>
-              </w:rPr>
-              <w:t>GT-CQ</w:t>
-            </w:r>
-          </w:p>
-        </w:tc>
-        <w:tc>
-          <w:tcPr>
-            <w:tcW w:type="dxa" w:w="4706"/>
-          </w:tcPr>
-          <w:p>
-            <w:r>
-              <w:rPr>
-                <w:b w:val="0"/>
-                <w:i w:val="0"/>
-                <w:sz w:val="17"/>
-              </w:rPr>
-              <w:t>Les informations sur l'acte de naissance (ni Jours, ni mois et ni années) de  Khady Mane  manquent, s'il vous plait pouvez-vous fournir d'effort pour avoir ces informations.</w:t>
-            </w:r>
-          </w:p>
-        </w:tc>
-      </w:tr>
-      <w:tr>
-        <w:tc>
-          <w:tcPr>
-            <w:tcW w:type="dxa" w:w="964"/>
-          </w:tcPr>
-          <w:p>
-            <w:r>
-              <w:rPr>
-                <w:b/>
-                <w:i w:val="0"/>
-                <w:color w:val="EA580C"/>
-                <w:sz w:val="16"/>
-              </w:rPr>
-              <w:t>Moyenne</w:t>
-            </w:r>
-          </w:p>
-        </w:tc>
-        <w:tc>
-          <w:tcPr>
-            <w:tcW w:type="dxa" w:w="1247"/>
-          </w:tcPr>
-          <w:p>
-            <w:r>
-              <w:rPr>
-                <w:b/>
-                <w:i w:val="0"/>
-                <w:sz w:val="16"/>
-              </w:rPr>
-              <w:t>S01</w:t>
-              <w:br/>
-            </w:r>
-            <w:r>
-              <w:rPr>
-                <w:b w:val="0"/>
-                <w:i w:val="0"/>
-                <w:color w:val="64748B"/>
-                <w:sz w:val="14"/>
-              </w:rPr>
-              <w:t>Démographie</w:t>
-            </w:r>
-          </w:p>
-        </w:tc>
-        <w:tc>
-          <w:tcPr>
-            <w:tcW w:type="dxa" w:w="1531"/>
-          </w:tcPr>
-          <w:p>
-            <w:r>
-              <w:rPr>
-                <w:b/>
-                <w:i w:val="0"/>
-                <w:color w:val="16A34A"/>
-                <w:sz w:val="16"/>
-              </w:rPr>
-              <w:t>—</w:t>
-            </w:r>
-          </w:p>
-        </w:tc>
-        <w:tc>
-          <w:tcPr>
-            <w:tcW w:type="dxa" w:w="1191"/>
-          </w:tcPr>
-          <w:p>
-            <w:r>
-              <w:rPr>
-                <w:b w:val="0"/>
-                <w:i w:val="0"/>
-                <w:color w:val="64748B"/>
-                <w:sz w:val="16"/>
-              </w:rPr>
-              <w:t>GT-CQ</w:t>
-            </w:r>
-          </w:p>
-        </w:tc>
-        <w:tc>
-          <w:tcPr>
-            <w:tcW w:type="dxa" w:w="4706"/>
-          </w:tcPr>
-          <w:p>
-            <w:r>
-              <w:rPr>
-                <w:b w:val="0"/>
-                <w:i w:val="0"/>
-                <w:sz w:val="17"/>
-              </w:rPr>
-              <w:t>Prière de verifier l'information donnée par Abdou Sonko ou corriger au niveau de la section 1.</w:t>
-            </w:r>
-          </w:p>
-        </w:tc>
-      </w:tr>
-      <w:tr>
-        <w:tc>
-          <w:tcPr>
-            <w:tcW w:type="dxa" w:w="964"/>
-          </w:tcPr>
-          <w:p>
-            <w:r>
-              <w:rPr>
-                <w:b/>
-                <w:i w:val="0"/>
-                <w:color w:val="EA580C"/>
-                <w:sz w:val="16"/>
-              </w:rPr>
-              <w:t>Moyenne</w:t>
-            </w:r>
-          </w:p>
-        </w:tc>
-        <w:tc>
-          <w:tcPr>
-            <w:tcW w:type="dxa" w:w="1247"/>
-          </w:tcPr>
-          <w:p>
-            <w:r>
-              <w:rPr>
-                <w:b/>
-                <w:i w:val="0"/>
-                <w:sz w:val="16"/>
-              </w:rPr>
-              <w:t>S01</w:t>
-              <w:br/>
-            </w:r>
-            <w:r>
-              <w:rPr>
-                <w:b w:val="0"/>
-                <w:i w:val="0"/>
-                <w:color w:val="64748B"/>
-                <w:sz w:val="14"/>
-              </w:rPr>
-              <w:t>Démographie</w:t>
-            </w:r>
-          </w:p>
-        </w:tc>
-        <w:tc>
-          <w:tcPr>
-            <w:tcW w:type="dxa" w:w="1531"/>
-          </w:tcPr>
-          <w:p>
-            <w:r>
-              <w:rPr>
-                <w:b/>
-                <w:i w:val="0"/>
-                <w:color w:val="16A34A"/>
-                <w:sz w:val="16"/>
-              </w:rPr>
-              <w:t>—</w:t>
-            </w:r>
-          </w:p>
-        </w:tc>
-        <w:tc>
-          <w:tcPr>
-            <w:tcW w:type="dxa" w:w="1191"/>
-          </w:tcPr>
-          <w:p>
-            <w:r>
-              <w:rPr>
-                <w:b w:val="0"/>
-                <w:i w:val="0"/>
-                <w:color w:val="64748B"/>
-                <w:sz w:val="16"/>
-              </w:rPr>
-              <w:t>GT-CQ</w:t>
-            </w:r>
-          </w:p>
-        </w:tc>
-        <w:tc>
-          <w:tcPr>
-            <w:tcW w:type="dxa" w:w="4706"/>
-          </w:tcPr>
-          <w:p>
-            <w:r>
-              <w:rPr>
-                <w:b w:val="0"/>
-                <w:i w:val="0"/>
-                <w:sz w:val="17"/>
-              </w:rPr>
-              <w:t>Prière de verifier l'information donnée par Mariama Sonko ou corriger au niveau de la section 1.</w:t>
-            </w:r>
-          </w:p>
-        </w:tc>
-      </w:tr>
-      <w:tr>
-        <w:tc>
-          <w:tcPr>
-            <w:tcW w:type="dxa" w:w="964"/>
-          </w:tcPr>
-          <w:p>
-            <w:r>
-              <w:rPr>
-                <w:b/>
-                <w:i w:val="0"/>
-                <w:color w:val="EA580C"/>
-                <w:sz w:val="16"/>
-              </w:rPr>
-              <w:t>Moyenne</w:t>
-            </w:r>
-          </w:p>
-        </w:tc>
-        <w:tc>
-          <w:tcPr>
-            <w:tcW w:type="dxa" w:w="1247"/>
-          </w:tcPr>
-          <w:p>
-            <w:r>
-              <w:rPr>
-                <w:b/>
-                <w:i w:val="0"/>
-                <w:sz w:val="16"/>
-              </w:rPr>
-              <w:t>S01</w:t>
-              <w:br/>
-            </w:r>
-            <w:r>
-              <w:rPr>
-                <w:b w:val="0"/>
-                <w:i w:val="0"/>
-                <w:color w:val="64748B"/>
-                <w:sz w:val="14"/>
-              </w:rPr>
-              <w:t>Démographie</w:t>
-            </w:r>
-          </w:p>
-        </w:tc>
-        <w:tc>
-          <w:tcPr>
-            <w:tcW w:type="dxa" w:w="1531"/>
-          </w:tcPr>
-          <w:p>
-            <w:r>
-              <w:rPr>
-                <w:b/>
-                <w:i w:val="0"/>
-                <w:color w:val="16A34A"/>
-                <w:sz w:val="16"/>
-              </w:rPr>
-              <w:t>s01q10_1</w:t>
-            </w:r>
-          </w:p>
-        </w:tc>
-        <w:tc>
-          <w:tcPr>
-            <w:tcW w:type="dxa" w:w="1191"/>
-          </w:tcPr>
-          <w:p>
-            <w:r>
-              <w:rPr>
-                <w:b w:val="0"/>
-                <w:i w:val="0"/>
-                <w:color w:val="64748B"/>
-                <w:sz w:val="16"/>
-              </w:rPr>
-              <w:t>GT-CQ</w:t>
-            </w:r>
-          </w:p>
-        </w:tc>
-        <w:tc>
-          <w:tcPr>
-            <w:tcW w:type="dxa" w:w="4706"/>
-          </w:tcPr>
-          <w:p>
-            <w:r>
-              <w:rPr>
-                <w:b w:val="0"/>
-                <w:i w:val="0"/>
-                <w:sz w:val="17"/>
-              </w:rPr>
-              <w:t>La taille du ménage lors de l'enquête principale (7) de ce ménage est inférieur à la taille du denombrement (8), prière de fournir des explications concrètes ou aller revisiter le ménage.</w:t>
-            </w:r>
-          </w:p>
-        </w:tc>
-      </w:tr>
-      <w:tr>
-        <w:tc>
-          <w:tcPr>
-            <w:tcW w:type="dxa" w:w="964"/>
-          </w:tcPr>
-          <w:p>
-            <w:r>
-              <w:rPr>
-                <w:b/>
-                <w:i w:val="0"/>
-                <w:color w:val="EA580C"/>
-                <w:sz w:val="16"/>
-              </w:rPr>
-              <w:t>Moyenne</w:t>
-            </w:r>
-          </w:p>
-        </w:tc>
-        <w:tc>
-          <w:tcPr>
-            <w:tcW w:type="dxa" w:w="1247"/>
-          </w:tcPr>
-          <w:p>
-            <w:r>
-              <w:rPr>
-                <w:b/>
-                <w:i w:val="0"/>
-                <w:sz w:val="16"/>
-              </w:rPr>
-              <w:t>S02</w:t>
-              <w:br/>
-            </w:r>
-            <w:r>
-              <w:rPr>
-                <w:b w:val="0"/>
-                <w:i w:val="0"/>
-                <w:color w:val="64748B"/>
-                <w:sz w:val="14"/>
-              </w:rPr>
-              <w:t>Éducation</w:t>
-            </w:r>
-          </w:p>
-        </w:tc>
-        <w:tc>
-          <w:tcPr>
-            <w:tcW w:type="dxa" w:w="1531"/>
-          </w:tcPr>
-          <w:p>
-            <w:r>
-              <w:rPr>
-                <w:b/>
-                <w:i w:val="0"/>
-                <w:color w:val="16A34A"/>
-                <w:sz w:val="16"/>
-              </w:rPr>
-              <w:t>—</w:t>
-            </w:r>
-          </w:p>
-        </w:tc>
-        <w:tc>
-          <w:tcPr>
-            <w:tcW w:type="dxa" w:w="1191"/>
-          </w:tcPr>
-          <w:p>
-            <w:r>
-              <w:rPr>
-                <w:b w:val="0"/>
-                <w:i w:val="0"/>
-                <w:color w:val="64748B"/>
-                <w:sz w:val="16"/>
-              </w:rPr>
-              <w:t>GT-CQ</w:t>
-            </w:r>
-          </w:p>
-        </w:tc>
-        <w:tc>
-          <w:tcPr>
-            <w:tcW w:type="dxa" w:w="4706"/>
-          </w:tcPr>
-          <w:p>
-            <w:r>
-              <w:rPr>
-                <w:b w:val="0"/>
-                <w:i w:val="0"/>
-                <w:sz w:val="17"/>
-              </w:rPr>
-              <w:t>veuillez, s'il vous plait, confirmer les frais de scolarité ( 2000 FCFA) payée de Abdou Sonko avec le QG ou apporter les corrections nécessaires.</w:t>
-            </w:r>
-          </w:p>
-        </w:tc>
-      </w:tr>
-      <w:tr>
-        <w:tc>
-          <w:tcPr>
-            <w:tcW w:type="dxa" w:w="964"/>
-          </w:tcPr>
-          <w:p>
-            <w:r>
-              <w:rPr>
-                <w:b/>
-                <w:i w:val="0"/>
-                <w:color w:val="EA580C"/>
-                <w:sz w:val="16"/>
-              </w:rPr>
-              <w:t>Moyenne</w:t>
-            </w:r>
-          </w:p>
-        </w:tc>
-        <w:tc>
-          <w:tcPr>
-            <w:tcW w:type="dxa" w:w="1247"/>
-          </w:tcPr>
-          <w:p>
-            <w:r>
-              <w:rPr>
-                <w:b/>
-                <w:i w:val="0"/>
-                <w:sz w:val="16"/>
-              </w:rPr>
-              <w:t>S02</w:t>
-              <w:br/>
-            </w:r>
-            <w:r>
-              <w:rPr>
-                <w:b w:val="0"/>
-                <w:i w:val="0"/>
-                <w:color w:val="64748B"/>
-                <w:sz w:val="14"/>
-              </w:rPr>
-              <w:t>Éducation</w:t>
-            </w:r>
-          </w:p>
-        </w:tc>
-        <w:tc>
-          <w:tcPr>
-            <w:tcW w:type="dxa" w:w="1531"/>
-          </w:tcPr>
-          <w:p>
-            <w:r>
-              <w:rPr>
-                <w:b/>
-                <w:i w:val="0"/>
-                <w:color w:val="16A34A"/>
-                <w:sz w:val="16"/>
-              </w:rPr>
-              <w:t>—</w:t>
-            </w:r>
-          </w:p>
-        </w:tc>
-        <w:tc>
-          <w:tcPr>
-            <w:tcW w:type="dxa" w:w="1191"/>
-          </w:tcPr>
-          <w:p>
-            <w:r>
-              <w:rPr>
-                <w:b w:val="0"/>
-                <w:i w:val="0"/>
-                <w:color w:val="64748B"/>
-                <w:sz w:val="16"/>
-              </w:rPr>
-              <w:t>GT-CQ</w:t>
-            </w:r>
-          </w:p>
-        </w:tc>
-        <w:tc>
-          <w:tcPr>
-            <w:tcW w:type="dxa" w:w="4706"/>
-          </w:tcPr>
-          <w:p>
-            <w:r>
-              <w:rPr>
-                <w:b w:val="0"/>
-                <w:i w:val="0"/>
-                <w:sz w:val="17"/>
-              </w:rPr>
-              <w:t>veuillez, s'il vous plait, confirmer les frais de scolarité ( 2000 FCFA) payée de Mariama Sonko avec le QG ou apporter les corrections nécessaires.</w:t>
-            </w:r>
-          </w:p>
-        </w:tc>
-      </w:tr>
-      <w:tr>
-        <w:tc>
-          <w:tcPr>
-            <w:tcW w:type="dxa" w:w="964"/>
-          </w:tcPr>
-          <w:p>
-            <w:r>
-              <w:rPr>
-                <w:b/>
-                <w:i w:val="0"/>
-                <w:color w:val="EA580C"/>
-                <w:sz w:val="16"/>
-              </w:rPr>
-              <w:t>Moyenne</w:t>
-            </w:r>
-          </w:p>
-        </w:tc>
-        <w:tc>
-          <w:tcPr>
-            <w:tcW w:type="dxa" w:w="1247"/>
-          </w:tcPr>
-          <w:p>
-            <w:r>
-              <w:rPr>
-                <w:b/>
-                <w:i w:val="0"/>
-                <w:sz w:val="16"/>
-              </w:rPr>
-              <w:t>S02</w:t>
-              <w:br/>
-            </w:r>
-            <w:r>
-              <w:rPr>
-                <w:b w:val="0"/>
-                <w:i w:val="0"/>
-                <w:color w:val="64748B"/>
-                <w:sz w:val="14"/>
-              </w:rPr>
-              <w:t>Éducation</w:t>
-            </w:r>
-          </w:p>
-        </w:tc>
-        <w:tc>
-          <w:tcPr>
-            <w:tcW w:type="dxa" w:w="1531"/>
-          </w:tcPr>
-          <w:p>
-            <w:r>
-              <w:rPr>
-                <w:b/>
-                <w:i w:val="0"/>
-                <w:color w:val="16A34A"/>
-                <w:sz w:val="16"/>
-              </w:rPr>
-              <w:t>—</w:t>
-            </w:r>
-          </w:p>
-        </w:tc>
-        <w:tc>
-          <w:tcPr>
-            <w:tcW w:type="dxa" w:w="1191"/>
-          </w:tcPr>
-          <w:p>
-            <w:r>
-              <w:rPr>
-                <w:b w:val="0"/>
-                <w:i w:val="0"/>
-                <w:color w:val="64748B"/>
-                <w:sz w:val="16"/>
-              </w:rPr>
-              <w:t>GT-CQ</w:t>
-            </w:r>
-          </w:p>
-        </w:tc>
-        <w:tc>
-          <w:tcPr>
-            <w:tcW w:type="dxa" w:w="4706"/>
-          </w:tcPr>
-          <w:p>
-            <w:r>
-              <w:rPr>
-                <w:b w:val="0"/>
-                <w:i w:val="0"/>
-                <w:sz w:val="17"/>
-              </w:rPr>
-              <w:t>veuillez, s'il vous plait, confirmer les frais de scolarité ( 5000 FCFA) payée de Ibrahima Sonko avec le QG ou apporter les corrections nécessaires.</w:t>
-            </w:r>
-          </w:p>
-        </w:tc>
-      </w:tr>
-      <w:tr>
-        <w:tc>
-          <w:tcPr>
-            <w:tcW w:type="dxa" w:w="964"/>
-          </w:tcPr>
-          <w:p>
-            <w:r>
-              <w:rPr>
-                <w:b/>
-                <w:i w:val="0"/>
-                <w:color w:val="EA580C"/>
-                <w:sz w:val="16"/>
-              </w:rPr>
-              <w:t>Moyenne</w:t>
-            </w:r>
-          </w:p>
-        </w:tc>
-        <w:tc>
-          <w:tcPr>
-            <w:tcW w:type="dxa" w:w="1247"/>
-          </w:tcPr>
-          <w:p>
-            <w:r>
-              <w:rPr>
-                <w:b/>
-                <w:i w:val="0"/>
-                <w:sz w:val="16"/>
-              </w:rPr>
-              <w:t>S02</w:t>
-              <w:br/>
-            </w:r>
-            <w:r>
-              <w:rPr>
-                <w:b w:val="0"/>
-                <w:i w:val="0"/>
-                <w:color w:val="64748B"/>
-                <w:sz w:val="14"/>
-              </w:rPr>
-              <w:t>Éducation</w:t>
-            </w:r>
-          </w:p>
-        </w:tc>
-        <w:tc>
-          <w:tcPr>
-            <w:tcW w:type="dxa" w:w="1531"/>
-          </w:tcPr>
-          <w:p>
-            <w:r>
-              <w:rPr>
-                <w:b/>
-                <w:i w:val="0"/>
-                <w:color w:val="16A34A"/>
-                <w:sz w:val="16"/>
-              </w:rPr>
-              <w:t>s01q47__7, s02q24, s01q00b, s02q17_2, s02q15_2</w:t>
-            </w:r>
-          </w:p>
-        </w:tc>
-        <w:tc>
-          <w:tcPr>
-            <w:tcW w:type="dxa" w:w="1191"/>
-          </w:tcPr>
-          <w:p>
-            <w:r>
-              <w:rPr>
-                <w:b w:val="0"/>
-                <w:i w:val="0"/>
-                <w:color w:val="64748B"/>
-                <w:sz w:val="16"/>
-              </w:rPr>
-              <w:t>GT-CQ</w:t>
-            </w:r>
-          </w:p>
-        </w:tc>
-        <w:tc>
-          <w:tcPr>
-            <w:tcW w:type="dxa" w:w="4706"/>
-          </w:tcPr>
-          <w:p>
-            <w:r>
-              <w:rPr>
-                <w:b w:val="0"/>
-                <w:i w:val="0"/>
-                <w:sz w:val="17"/>
-              </w:rPr>
               <w:t>Le montant des frais pour les cahiers et autres matériels scolaires pour l'année scolaire de Ibrahima Sonko qui fréquente 3ème année de Maternelle  est de 0 FCFA, Ibrahima Sonko a fait comment pour payer ces cahiers et autres matériels scolaires (SAC, stylo, craie, ardoise, crayon...) ? prière de corriger.</w:t>
-            </w:r>
-          </w:p>
-        </w:tc>
-      </w:tr>
-      <w:tr>
-        <w:tc>
-          <w:tcPr>
-            <w:tcW w:type="dxa" w:w="964"/>
-          </w:tcPr>
-          <w:p>
-            <w:r>
-              <w:rPr>
-                <w:b/>
-                <w:i w:val="0"/>
-                <w:color w:val="EA580C"/>
-                <w:sz w:val="16"/>
-              </w:rPr>
-              <w:t>Moyenne</w:t>
-            </w:r>
-          </w:p>
-        </w:tc>
-        <w:tc>
-          <w:tcPr>
-            <w:tcW w:type="dxa" w:w="1247"/>
-          </w:tcPr>
-          <w:p>
-            <w:r>
-              <w:rPr>
-                <w:b/>
-                <w:i w:val="0"/>
-                <w:sz w:val="16"/>
-              </w:rPr>
-              <w:t>S02</w:t>
-              <w:br/>
-            </w:r>
-            <w:r>
-              <w:rPr>
-                <w:b w:val="0"/>
-                <w:i w:val="0"/>
-                <w:color w:val="64748B"/>
-                <w:sz w:val="14"/>
-              </w:rPr>
-              <w:t>Éducation</w:t>
-            </w:r>
-          </w:p>
-        </w:tc>
-        <w:tc>
-          <w:tcPr>
-            <w:tcW w:type="dxa" w:w="1531"/>
-          </w:tcPr>
-          <w:p>
-            <w:r>
-              <w:rPr>
-                <w:b/>
-                <w:i w:val="0"/>
-                <w:color w:val="16A34A"/>
-                <w:sz w:val="16"/>
-              </w:rPr>
-              <w:t>—</w:t>
-            </w:r>
-          </w:p>
-        </w:tc>
-        <w:tc>
-          <w:tcPr>
-            <w:tcW w:type="dxa" w:w="1191"/>
-          </w:tcPr>
-          <w:p>
-            <w:r>
-              <w:rPr>
-                <w:b w:val="0"/>
-                <w:i w:val="0"/>
-                <w:color w:val="64748B"/>
-                <w:sz w:val="16"/>
-              </w:rPr>
-              <w:t>GT-CQ</w:t>
-            </w:r>
-          </w:p>
-        </w:tc>
-        <w:tc>
-          <w:tcPr>
-            <w:tcW w:type="dxa" w:w="4706"/>
-          </w:tcPr>
-          <w:p>
-            <w:r>
-              <w:rPr>
-                <w:b w:val="0"/>
-                <w:i w:val="0"/>
-                <w:sz w:val="17"/>
-              </w:rPr>
-              <w:t>veuillez, s'il vous plait, confirmer les frais de scolarité ( 5000 FCFA) payée de Mariama Dianké Sonko avec le QG ou apporter les corrections nécessaires.</w:t>
             </w:r>
           </w:p>
         </w:tc>
